--- a/2 семестр/РОССИЯ/ЛР 5/ППиМИИ ЛР 5.docx
+++ b/2 семестр/РОССИЯ/ЛР 5/ППиМИИ ЛР 5.docx
@@ -223,6 +223,30 @@
         <w:ind w:firstLine="0"/>
         <w:jc w:val="center"/>
       </w:pPr>
+      <w:r>
+        <w:t>п</w:t>
+      </w:r>
+      <w:r>
+        <w:t>о дисциплине</w:t>
+      </w:r>
+    </w:p>
+    <w:p>
+      <w:pPr>
+        <w:ind w:firstLine="0"/>
+        <w:jc w:val="center"/>
+      </w:pPr>
+      <w:r>
+        <w:t>«</w:t>
+      </w:r>
+      <w:r>
+        <w:t>Парадигмы программирования и методы искусственного интеллекта»</w:t>
+      </w:r>
+    </w:p>
+    <w:p>
+      <w:pPr>
+        <w:ind w:firstLine="0"/>
+        <w:jc w:val="center"/>
+      </w:pPr>
     </w:p>
     <w:p>
       <w:pPr>
@@ -394,7 +418,6 @@
     <w:p/>
     <w:p/>
     <w:p/>
-    <w:p/>
     <w:p>
       <w:pPr>
         <w:ind w:firstLine="0"/>
@@ -467,7 +490,7 @@
         </w:numPr>
       </w:pPr>
       <w:r>
-        <w:t>ЗАДАНИЕ</w:t>
+        <w:t>ПОСТАНОВКА ЗАДАЧИ</w:t>
       </w:r>
     </w:p>
     <w:p>
@@ -632,7 +655,7 @@
         </w:numPr>
       </w:pPr>
       <w:r>
-        <w:t>ХОД РАБОТЫ</w:t>
+        <w:t>РЕЗУЛЬТАТЫ ВЫПОЛНЕНИЯ РАБОТЫ</w:t>
       </w:r>
     </w:p>
     <w:p>
@@ -849,9 +872,6 @@
     <w:p>
       <w:pPr>
         <w:pStyle w:val="af"/>
-        <w:rPr>
-          <w:strike/>
-        </w:rPr>
       </w:pPr>
       <w:proofErr w:type="spellStart"/>
       <w:r>
@@ -898,44 +918,32 @@
         <w:t xml:space="preserve"> </w:t>
       </w:r>
       <w:r>
-        <w:rPr>
-          <w:strike/>
-        </w:rPr>
         <w:t>@</w:t>
       </w:r>
       <w:proofErr w:type="spellStart"/>
       <w:r>
         <w:rPr>
-          <w:strike/>
           <w:lang w:val="en-US"/>
         </w:rPr>
         <w:t>tensorflow</w:t>
       </w:r>
       <w:proofErr w:type="spellEnd"/>
       <w:r>
-        <w:rPr>
-          <w:strike/>
-        </w:rPr>
         <w:t>/</w:t>
       </w:r>
       <w:proofErr w:type="spellStart"/>
       <w:r>
         <w:rPr>
-          <w:strike/>
           <w:lang w:val="en-US"/>
         </w:rPr>
         <w:t>tfjs</w:t>
       </w:r>
       <w:proofErr w:type="spellEnd"/>
       <w:r>
-        <w:rPr>
-          <w:strike/>
-        </w:rPr>
         <w:t>-</w:t>
       </w:r>
       <w:r>
         <w:rPr>
-          <w:strike/>
           <w:lang w:val="en-US"/>
         </w:rPr>
         <w:t>node</w:t>
@@ -1035,39 +1043,4013 @@
         <w:t xml:space="preserve"> (</w:t>
       </w:r>
       <w:r>
-        <w:t>листинг 3.1).</w:t>
+        <w:t>листинг 3.</w:t>
+      </w:r>
+      <w:r>
+        <w:t>2</w:t>
+      </w:r>
+      <w:r>
+        <w:t>).</w:t>
+      </w:r>
+      <w:r>
+        <w:t xml:space="preserve"> </w:t>
+      </w:r>
+      <w:r>
+        <w:t>Код файла загружает данные MNIST, готовит их в тензоры, создаёт простую полносвязную нейросеть, обучает её 20 эпох и сохраняет модель на диск.</w:t>
       </w:r>
     </w:p>
     <w:p/>
     <w:p>
-      <w:pPr>
-        <w:rPr>
-          <w:lang w:val="en-US"/>
-        </w:rPr>
-      </w:pPr>
-      <w:r>
-        <w:t xml:space="preserve">Листинг 3.1 – Файл </w:t>
-      </w:r>
-      <w:r>
-        <w:rPr>
-          <w:lang w:val="en-US"/>
-        </w:rPr>
-        <w:t>train.js</w:t>
-      </w:r>
-    </w:p>
-    <w:p>
-      <w:pPr>
-        <w:rPr>
-          <w:lang w:val="en-US"/>
-        </w:rPr>
-      </w:pPr>
+      <w:r>
+        <w:t>Листинг</w:t>
+      </w:r>
+      <w:r>
+        <w:t xml:space="preserve"> 3.</w:t>
+      </w:r>
+      <w:r>
+        <w:t>2</w:t>
+      </w:r>
+      <w:r>
+        <w:t xml:space="preserve"> – </w:t>
+      </w:r>
+      <w:r>
+        <w:t>Файл</w:t>
+      </w:r>
+      <w:r>
+        <w:t xml:space="preserve"> </w:t>
+      </w:r>
+      <w:r>
+        <w:rPr>
+          <w:lang w:val="en-US"/>
+        </w:rPr>
+        <w:t>train</w:t>
+      </w:r>
+      <w:r>
+        <w:t>.</w:t>
+      </w:r>
+      <w:proofErr w:type="spellStart"/>
+      <w:r>
+        <w:rPr>
+          <w:lang w:val="en-US"/>
+        </w:rPr>
+        <w:t>js</w:t>
+      </w:r>
+      <w:proofErr w:type="spellEnd"/>
+    </w:p>
+    <w:p>
+      <w:pPr>
+        <w:pStyle w:val="af"/>
+      </w:pPr>
+      <w:r>
+        <w:rPr>
+          <w:b/>
+          <w:bCs/>
+        </w:rPr>
+        <w:t>// Импорт библиотек</w:t>
+      </w:r>
+    </w:p>
+    <w:p>
+      <w:pPr>
+        <w:pStyle w:val="af"/>
+        <w:rPr>
+          <w:lang w:val="en-US"/>
+        </w:rPr>
+      </w:pPr>
+      <w:r>
+        <w:rPr>
+          <w:lang w:val="en-US"/>
+        </w:rPr>
+        <w:t xml:space="preserve">const </w:t>
+      </w:r>
+      <w:proofErr w:type="spellStart"/>
+      <w:r>
+        <w:rPr>
+          <w:lang w:val="en-US"/>
+        </w:rPr>
+        <w:t>tf</w:t>
+      </w:r>
+      <w:proofErr w:type="spellEnd"/>
+      <w:r>
+        <w:rPr>
+          <w:lang w:val="en-US"/>
+        </w:rPr>
+        <w:t xml:space="preserve"> = require('@</w:t>
+      </w:r>
+      <w:proofErr w:type="spellStart"/>
+      <w:r>
+        <w:rPr>
+          <w:lang w:val="en-US"/>
+        </w:rPr>
+        <w:t>tensorflow</w:t>
+      </w:r>
+      <w:proofErr w:type="spellEnd"/>
+      <w:r>
+        <w:rPr>
+          <w:lang w:val="en-US"/>
+        </w:rPr>
+        <w:t>/</w:t>
+      </w:r>
+      <w:proofErr w:type="spellStart"/>
+      <w:r>
+        <w:rPr>
+          <w:lang w:val="en-US"/>
+        </w:rPr>
+        <w:t>tfjs</w:t>
+      </w:r>
+      <w:proofErr w:type="spellEnd"/>
+      <w:r>
+        <w:rPr>
+          <w:lang w:val="en-US"/>
+        </w:rPr>
+        <w:t>-node'</w:t>
+      </w:r>
+      <w:r>
+        <w:rPr>
+          <w:lang w:val="en-US"/>
+        </w:rPr>
+        <w:t>);</w:t>
+      </w:r>
+    </w:p>
+    <w:p>
+      <w:pPr>
+        <w:pStyle w:val="af"/>
+        <w:rPr>
+          <w:lang w:val="en-US"/>
+        </w:rPr>
+      </w:pPr>
+      <w:r>
+        <w:rPr>
+          <w:lang w:val="en-US"/>
+        </w:rPr>
+        <w:t xml:space="preserve">const </w:t>
+      </w:r>
+      <w:proofErr w:type="spellStart"/>
+      <w:r>
+        <w:rPr>
+          <w:lang w:val="en-US"/>
+        </w:rPr>
+        <w:t>mnist</w:t>
+      </w:r>
+      <w:proofErr w:type="spellEnd"/>
+      <w:r>
+        <w:rPr>
+          <w:lang w:val="en-US"/>
+        </w:rPr>
+        <w:t xml:space="preserve"> = require('</w:t>
+      </w:r>
+      <w:proofErr w:type="spellStart"/>
+      <w:r>
+        <w:rPr>
+          <w:lang w:val="en-US"/>
+        </w:rPr>
+        <w:t>mnist</w:t>
+      </w:r>
+      <w:proofErr w:type="spellEnd"/>
+      <w:r>
+        <w:rPr>
+          <w:lang w:val="en-US"/>
+        </w:rPr>
+        <w:t>');</w:t>
+      </w:r>
+    </w:p>
+    <w:p>
+      <w:pPr>
+        <w:pStyle w:val="af"/>
+        <w:rPr>
+          <w:lang w:val="en-US"/>
+        </w:rPr>
+      </w:pPr>
+    </w:p>
+    <w:p>
+      <w:pPr>
+        <w:pStyle w:val="af"/>
+        <w:rPr>
+          <w:b/>
+          <w:bCs/>
+          <w:lang w:val="en-US"/>
+        </w:rPr>
+      </w:pPr>
+      <w:r>
+        <w:rPr>
+          <w:b/>
+          <w:bCs/>
+          <w:lang w:val="en-US"/>
+        </w:rPr>
+        <w:t xml:space="preserve">// </w:t>
+      </w:r>
+      <w:r>
+        <w:rPr>
+          <w:b/>
+          <w:bCs/>
+        </w:rPr>
+        <w:t>Загрузка</w:t>
+      </w:r>
+      <w:r>
+        <w:rPr>
+          <w:b/>
+          <w:bCs/>
+          <w:lang w:val="en-US"/>
+        </w:rPr>
+        <w:t xml:space="preserve"> </w:t>
+      </w:r>
+      <w:r>
+        <w:rPr>
+          <w:b/>
+          <w:bCs/>
+        </w:rPr>
+        <w:t>данных</w:t>
+      </w:r>
+      <w:r>
+        <w:rPr>
+          <w:b/>
+          <w:bCs/>
+          <w:lang w:val="en-US"/>
+        </w:rPr>
+        <w:t xml:space="preserve"> MNIST</w:t>
+      </w:r>
+    </w:p>
+    <w:p>
+      <w:pPr>
+        <w:pStyle w:val="af"/>
+        <w:rPr>
+          <w:lang w:val="en-US"/>
+        </w:rPr>
+      </w:pPr>
+      <w:r>
+        <w:rPr>
+          <w:lang w:val="en-US"/>
+        </w:rPr>
+        <w:t xml:space="preserve">const set = </w:t>
+      </w:r>
+      <w:proofErr w:type="spellStart"/>
+      <w:proofErr w:type="gramStart"/>
+      <w:r>
+        <w:rPr>
+          <w:lang w:val="en-US"/>
+        </w:rPr>
+        <w:t>mnist.set</w:t>
+      </w:r>
+      <w:proofErr w:type="spellEnd"/>
+      <w:r>
+        <w:rPr>
+          <w:lang w:val="en-US"/>
+        </w:rPr>
+        <w:t>(</w:t>
+      </w:r>
+      <w:proofErr w:type="gramEnd"/>
+      <w:r>
+        <w:rPr>
+          <w:lang w:val="en-US"/>
+        </w:rPr>
+        <w:t>8000, 2000);</w:t>
+      </w:r>
+    </w:p>
+    <w:p>
+      <w:pPr>
+        <w:pStyle w:val="af"/>
+        <w:rPr>
+          <w:lang w:val="en-US"/>
+        </w:rPr>
+      </w:pPr>
+      <w:r>
+        <w:rPr>
+          <w:lang w:val="en-US"/>
+        </w:rPr>
+        <w:t xml:space="preserve">const </w:t>
+      </w:r>
+      <w:proofErr w:type="spellStart"/>
+      <w:r>
+        <w:rPr>
+          <w:lang w:val="en-US"/>
+        </w:rPr>
+        <w:t>trainingSet</w:t>
+      </w:r>
+      <w:proofErr w:type="spellEnd"/>
+      <w:r>
+        <w:rPr>
+          <w:lang w:val="en-US"/>
+        </w:rPr>
+        <w:t xml:space="preserve"> = </w:t>
+      </w:r>
+      <w:proofErr w:type="spellStart"/>
+      <w:proofErr w:type="gramStart"/>
+      <w:r>
+        <w:rPr>
+          <w:lang w:val="en-US"/>
+        </w:rPr>
+        <w:t>set.training</w:t>
+      </w:r>
+      <w:proofErr w:type="spellEnd"/>
+      <w:proofErr w:type="gramEnd"/>
+      <w:r>
+        <w:rPr>
+          <w:lang w:val="en-US"/>
+        </w:rPr>
+        <w:t>;</w:t>
+      </w:r>
+    </w:p>
+    <w:p>
+      <w:pPr>
+        <w:pStyle w:val="af"/>
+        <w:rPr>
+          <w:lang w:val="en-US"/>
+        </w:rPr>
+      </w:pPr>
+      <w:r>
+        <w:rPr>
+          <w:lang w:val="en-US"/>
+        </w:rPr>
+        <w:t xml:space="preserve">const </w:t>
+      </w:r>
+      <w:proofErr w:type="spellStart"/>
+      <w:r>
+        <w:rPr>
+          <w:lang w:val="en-US"/>
+        </w:rPr>
+        <w:t>testSet</w:t>
+      </w:r>
+      <w:proofErr w:type="spellEnd"/>
+      <w:r>
+        <w:rPr>
+          <w:lang w:val="en-US"/>
+        </w:rPr>
+        <w:t xml:space="preserve"> = </w:t>
+      </w:r>
+      <w:proofErr w:type="spellStart"/>
+      <w:r>
+        <w:rPr>
+          <w:lang w:val="en-US"/>
+        </w:rPr>
+        <w:t>set.test</w:t>
+      </w:r>
+      <w:proofErr w:type="spellEnd"/>
+      <w:r>
+        <w:rPr>
+          <w:lang w:val="en-US"/>
+        </w:rPr>
+        <w:t>;</w:t>
+      </w:r>
+    </w:p>
+    <w:p>
+      <w:pPr>
+        <w:pStyle w:val="af"/>
+        <w:rPr>
+          <w:lang w:val="en-US"/>
+        </w:rPr>
+      </w:pPr>
+    </w:p>
+    <w:p>
+      <w:pPr>
+        <w:pStyle w:val="af"/>
+        <w:rPr>
+          <w:b/>
+          <w:bCs/>
+          <w:lang w:val="en-US"/>
+        </w:rPr>
+      </w:pPr>
+      <w:r>
+        <w:rPr>
+          <w:b/>
+          <w:bCs/>
+          <w:lang w:val="en-US"/>
+        </w:rPr>
+        <w:t xml:space="preserve">// </w:t>
+      </w:r>
+      <w:r>
+        <w:rPr>
+          <w:b/>
+          <w:bCs/>
+        </w:rPr>
+        <w:t>Подготовка</w:t>
+      </w:r>
+      <w:r>
+        <w:rPr>
+          <w:b/>
+          <w:bCs/>
+          <w:lang w:val="en-US"/>
+        </w:rPr>
+        <w:t xml:space="preserve"> </w:t>
+      </w:r>
+      <w:r>
+        <w:rPr>
+          <w:b/>
+          <w:bCs/>
+        </w:rPr>
+        <w:t>данных</w:t>
+      </w:r>
+    </w:p>
+    <w:p>
+      <w:pPr>
+        <w:pStyle w:val="af"/>
+        <w:rPr>
+          <w:lang w:val="en-US"/>
+        </w:rPr>
+      </w:pPr>
+      <w:r>
+        <w:rPr>
+          <w:lang w:val="en-US"/>
+        </w:rPr>
+        <w:t xml:space="preserve">const </w:t>
+      </w:r>
+      <w:proofErr w:type="spellStart"/>
+      <w:r>
+        <w:rPr>
+          <w:lang w:val="en-US"/>
+        </w:rPr>
+        <w:t>prepareData</w:t>
+      </w:r>
+      <w:proofErr w:type="spellEnd"/>
+      <w:r>
+        <w:rPr>
+          <w:lang w:val="en-US"/>
+        </w:rPr>
+        <w:t xml:space="preserve"> = (data) =&gt; {</w:t>
+      </w:r>
+    </w:p>
+    <w:p>
+      <w:pPr>
+        <w:pStyle w:val="af"/>
+        <w:rPr>
+          <w:lang w:val="en-US"/>
+        </w:rPr>
+      </w:pPr>
+      <w:r>
+        <w:rPr>
+          <w:lang w:val="en-US"/>
+        </w:rPr>
+        <w:t xml:space="preserve">    const images = </w:t>
+      </w:r>
+      <w:proofErr w:type="spellStart"/>
+      <w:proofErr w:type="gramStart"/>
+      <w:r>
+        <w:rPr>
+          <w:lang w:val="en-US"/>
+        </w:rPr>
+        <w:t>data.map</w:t>
+      </w:r>
+      <w:proofErr w:type="spellEnd"/>
+      <w:r>
+        <w:rPr>
+          <w:lang w:val="en-US"/>
+        </w:rPr>
+        <w:t>(</w:t>
+      </w:r>
+      <w:proofErr w:type="gramEnd"/>
+      <w:r>
+        <w:rPr>
+          <w:lang w:val="en-US"/>
+        </w:rPr>
+        <w:t xml:space="preserve">item =&gt; </w:t>
+      </w:r>
+      <w:proofErr w:type="spellStart"/>
+      <w:proofErr w:type="gramStart"/>
+      <w:r>
+        <w:rPr>
+          <w:lang w:val="en-US"/>
+        </w:rPr>
+        <w:t>item.input</w:t>
+      </w:r>
+      <w:proofErr w:type="spellEnd"/>
+      <w:proofErr w:type="gramEnd"/>
+      <w:r>
+        <w:rPr>
+          <w:lang w:val="en-US"/>
+        </w:rPr>
+        <w:t>);</w:t>
+      </w:r>
+    </w:p>
+    <w:p>
+      <w:pPr>
+        <w:pStyle w:val="af"/>
+        <w:rPr>
+          <w:lang w:val="en-US"/>
+        </w:rPr>
+      </w:pPr>
+      <w:r>
+        <w:rPr>
+          <w:lang w:val="en-US"/>
+        </w:rPr>
+        <w:t xml:space="preserve">    const labels = </w:t>
+      </w:r>
+      <w:proofErr w:type="spellStart"/>
+      <w:proofErr w:type="gramStart"/>
+      <w:r>
+        <w:rPr>
+          <w:lang w:val="en-US"/>
+        </w:rPr>
+        <w:t>data.map</w:t>
+      </w:r>
+      <w:proofErr w:type="spellEnd"/>
+      <w:r>
+        <w:rPr>
+          <w:lang w:val="en-US"/>
+        </w:rPr>
+        <w:t>(</w:t>
+      </w:r>
+      <w:proofErr w:type="gramEnd"/>
+      <w:r>
+        <w:rPr>
+          <w:lang w:val="en-US"/>
+        </w:rPr>
+        <w:t xml:space="preserve">item =&gt; </w:t>
+      </w:r>
+      <w:proofErr w:type="spellStart"/>
+      <w:proofErr w:type="gramStart"/>
+      <w:r>
+        <w:rPr>
+          <w:lang w:val="en-US"/>
+        </w:rPr>
+        <w:t>item.output</w:t>
+      </w:r>
+      <w:proofErr w:type="spellEnd"/>
+      <w:proofErr w:type="gramEnd"/>
+      <w:r>
+        <w:rPr>
+          <w:lang w:val="en-US"/>
+        </w:rPr>
+        <w:t>);</w:t>
+      </w:r>
+    </w:p>
+    <w:p>
+      <w:pPr>
+        <w:pStyle w:val="af"/>
+        <w:rPr>
+          <w:lang w:val="en-US"/>
+        </w:rPr>
+      </w:pPr>
+      <w:r>
+        <w:rPr>
+          <w:lang w:val="en-US"/>
+        </w:rPr>
+        <w:t>    return {</w:t>
+      </w:r>
+    </w:p>
+    <w:p>
+      <w:pPr>
+        <w:pStyle w:val="af"/>
+        <w:rPr>
+          <w:lang w:val="en-US"/>
+        </w:rPr>
+      </w:pPr>
+      <w:r>
+        <w:rPr>
+          <w:lang w:val="en-US"/>
+        </w:rPr>
+        <w:t xml:space="preserve">        images: </w:t>
+      </w:r>
+      <w:proofErr w:type="gramStart"/>
+      <w:r>
+        <w:rPr>
+          <w:lang w:val="en-US"/>
+        </w:rPr>
+        <w:t>tf.tensor</w:t>
+      </w:r>
+      <w:proofErr w:type="gramEnd"/>
+      <w:r>
+        <w:rPr>
+          <w:lang w:val="en-US"/>
+        </w:rPr>
+        <w:t>2</w:t>
+      </w:r>
+      <w:proofErr w:type="gramStart"/>
+      <w:r>
+        <w:rPr>
+          <w:lang w:val="en-US"/>
+        </w:rPr>
+        <w:t>d(</w:t>
+      </w:r>
+      <w:proofErr w:type="gramEnd"/>
+      <w:r>
+        <w:rPr>
+          <w:lang w:val="en-US"/>
+        </w:rPr>
+        <w:t>images, [</w:t>
+      </w:r>
+      <w:proofErr w:type="spellStart"/>
+      <w:proofErr w:type="gramStart"/>
+      <w:r>
+        <w:rPr>
+          <w:lang w:val="en-US"/>
+        </w:rPr>
+        <w:t>images.length</w:t>
+      </w:r>
+      <w:proofErr w:type="spellEnd"/>
+      <w:proofErr w:type="gramEnd"/>
+      <w:r>
+        <w:rPr>
+          <w:lang w:val="en-US"/>
+        </w:rPr>
+        <w:t>, 784]),</w:t>
+      </w:r>
+    </w:p>
+    <w:p>
+      <w:pPr>
+        <w:pStyle w:val="af"/>
+        <w:rPr>
+          <w:lang w:val="en-US"/>
+        </w:rPr>
+      </w:pPr>
+      <w:r>
+        <w:rPr>
+          <w:lang w:val="en-US"/>
+        </w:rPr>
+        <w:t xml:space="preserve">        labels: </w:t>
+      </w:r>
+      <w:proofErr w:type="gramStart"/>
+      <w:r>
+        <w:rPr>
+          <w:lang w:val="en-US"/>
+        </w:rPr>
+        <w:t>tf.tensor</w:t>
+      </w:r>
+      <w:proofErr w:type="gramEnd"/>
+      <w:r>
+        <w:rPr>
+          <w:lang w:val="en-US"/>
+        </w:rPr>
+        <w:t>2</w:t>
+      </w:r>
+      <w:proofErr w:type="gramStart"/>
+      <w:r>
+        <w:rPr>
+          <w:lang w:val="en-US"/>
+        </w:rPr>
+        <w:t>d(</w:t>
+      </w:r>
+      <w:proofErr w:type="gramEnd"/>
+      <w:r>
+        <w:rPr>
+          <w:lang w:val="en-US"/>
+        </w:rPr>
+        <w:t>labels, [</w:t>
+      </w:r>
+      <w:proofErr w:type="spellStart"/>
+      <w:proofErr w:type="gramStart"/>
+      <w:r>
+        <w:rPr>
+          <w:lang w:val="en-US"/>
+        </w:rPr>
+        <w:t>labels.length</w:t>
+      </w:r>
+      <w:proofErr w:type="spellEnd"/>
+      <w:proofErr w:type="gramEnd"/>
+      <w:r>
+        <w:rPr>
+          <w:lang w:val="en-US"/>
+        </w:rPr>
+        <w:t>, 10])</w:t>
+      </w:r>
+    </w:p>
+    <w:p>
+      <w:pPr>
+        <w:pStyle w:val="af"/>
+        <w:rPr>
+          <w:lang w:val="en-US"/>
+        </w:rPr>
+      </w:pPr>
+      <w:r>
+        <w:rPr>
+          <w:lang w:val="en-US"/>
+        </w:rPr>
+        <w:t>    };</w:t>
+      </w:r>
+    </w:p>
+    <w:p>
+      <w:pPr>
+        <w:pStyle w:val="af"/>
+        <w:rPr>
+          <w:lang w:val="en-US"/>
+        </w:rPr>
+      </w:pPr>
+      <w:r>
+        <w:rPr>
+          <w:lang w:val="en-US"/>
+        </w:rPr>
+        <w:t>};</w:t>
+      </w:r>
+    </w:p>
+    <w:p>
+      <w:pPr>
+        <w:pStyle w:val="af"/>
+        <w:rPr>
+          <w:lang w:val="en-US"/>
+        </w:rPr>
+      </w:pPr>
+    </w:p>
+    <w:p>
+      <w:pPr>
+        <w:pStyle w:val="af"/>
+        <w:rPr>
+          <w:lang w:val="en-US"/>
+        </w:rPr>
+      </w:pPr>
+      <w:r>
+        <w:rPr>
+          <w:lang w:val="en-US"/>
+        </w:rPr>
+        <w:t xml:space="preserve">const </w:t>
+      </w:r>
+      <w:proofErr w:type="spellStart"/>
+      <w:r>
+        <w:rPr>
+          <w:lang w:val="en-US"/>
+        </w:rPr>
+        <w:t>trainData</w:t>
+      </w:r>
+      <w:proofErr w:type="spellEnd"/>
+      <w:r>
+        <w:rPr>
+          <w:lang w:val="en-US"/>
+        </w:rPr>
+        <w:t xml:space="preserve"> = </w:t>
+      </w:r>
+      <w:proofErr w:type="spellStart"/>
+      <w:r>
+        <w:rPr>
+          <w:lang w:val="en-US"/>
+        </w:rPr>
+        <w:t>prepareData</w:t>
+      </w:r>
+      <w:proofErr w:type="spellEnd"/>
+      <w:r>
+        <w:rPr>
+          <w:lang w:val="en-US"/>
+        </w:rPr>
+        <w:t>(</w:t>
+      </w:r>
+      <w:proofErr w:type="spellStart"/>
+      <w:r>
+        <w:rPr>
+          <w:lang w:val="en-US"/>
+        </w:rPr>
+        <w:t>trainingSet</w:t>
+      </w:r>
+      <w:proofErr w:type="spellEnd"/>
+      <w:r>
+        <w:rPr>
+          <w:lang w:val="en-US"/>
+        </w:rPr>
+        <w:t>);</w:t>
+      </w:r>
+    </w:p>
+    <w:p>
+      <w:pPr>
+        <w:pStyle w:val="af"/>
+        <w:rPr>
+          <w:lang w:val="en-US"/>
+        </w:rPr>
+      </w:pPr>
+      <w:r>
+        <w:rPr>
+          <w:lang w:val="en-US"/>
+        </w:rPr>
+        <w:t xml:space="preserve">const </w:t>
+      </w:r>
+      <w:proofErr w:type="spellStart"/>
+      <w:r>
+        <w:rPr>
+          <w:lang w:val="en-US"/>
+        </w:rPr>
+        <w:t>testData</w:t>
+      </w:r>
+      <w:proofErr w:type="spellEnd"/>
+      <w:r>
+        <w:rPr>
+          <w:lang w:val="en-US"/>
+        </w:rPr>
+        <w:t xml:space="preserve"> = </w:t>
+      </w:r>
+      <w:proofErr w:type="spellStart"/>
+      <w:r>
+        <w:rPr>
+          <w:lang w:val="en-US"/>
+        </w:rPr>
+        <w:t>prepareData</w:t>
+      </w:r>
+      <w:proofErr w:type="spellEnd"/>
+      <w:r>
+        <w:rPr>
+          <w:lang w:val="en-US"/>
+        </w:rPr>
+        <w:t>(</w:t>
+      </w:r>
+      <w:proofErr w:type="spellStart"/>
+      <w:r>
+        <w:rPr>
+          <w:lang w:val="en-US"/>
+        </w:rPr>
+        <w:t>testSet</w:t>
+      </w:r>
+      <w:proofErr w:type="spellEnd"/>
+      <w:r>
+        <w:rPr>
+          <w:lang w:val="en-US"/>
+        </w:rPr>
+        <w:t>);</w:t>
+      </w:r>
+    </w:p>
+    <w:p>
+      <w:pPr>
+        <w:pStyle w:val="af"/>
+        <w:rPr>
+          <w:lang w:val="en-US"/>
+        </w:rPr>
+      </w:pPr>
+    </w:p>
+    <w:p>
+      <w:pPr>
+        <w:pStyle w:val="af"/>
+        <w:rPr>
+          <w:b/>
+          <w:bCs/>
+          <w:lang w:val="en-US"/>
+        </w:rPr>
+      </w:pPr>
+      <w:r>
+        <w:rPr>
+          <w:b/>
+          <w:bCs/>
+          <w:lang w:val="en-US"/>
+        </w:rPr>
+        <w:t xml:space="preserve">// </w:t>
+      </w:r>
+      <w:r>
+        <w:rPr>
+          <w:b/>
+          <w:bCs/>
+        </w:rPr>
+        <w:t>Определение</w:t>
+      </w:r>
+      <w:r>
+        <w:rPr>
+          <w:b/>
+          <w:bCs/>
+          <w:lang w:val="en-US"/>
+        </w:rPr>
+        <w:t xml:space="preserve"> </w:t>
+      </w:r>
+      <w:r>
+        <w:rPr>
+          <w:b/>
+          <w:bCs/>
+        </w:rPr>
+        <w:t>модели</w:t>
+      </w:r>
+    </w:p>
+    <w:p>
+      <w:pPr>
+        <w:pStyle w:val="af"/>
+        <w:rPr>
+          <w:lang w:val="en-US"/>
+        </w:rPr>
+      </w:pPr>
+      <w:r>
+        <w:rPr>
+          <w:lang w:val="en-US"/>
+        </w:rPr>
+        <w:t xml:space="preserve">const model = </w:t>
+      </w:r>
+      <w:proofErr w:type="spellStart"/>
+      <w:proofErr w:type="gramStart"/>
+      <w:r>
+        <w:rPr>
+          <w:lang w:val="en-US"/>
+        </w:rPr>
+        <w:t>tf.sequential</w:t>
+      </w:r>
+      <w:proofErr w:type="spellEnd"/>
+      <w:proofErr w:type="gramEnd"/>
+      <w:r>
+        <w:rPr>
+          <w:lang w:val="en-US"/>
+        </w:rPr>
+        <w:t>();</w:t>
+      </w:r>
+    </w:p>
+    <w:p>
+      <w:pPr>
+        <w:pStyle w:val="af"/>
+        <w:rPr>
+          <w:lang w:val="en-US"/>
+        </w:rPr>
+      </w:pPr>
+      <w:proofErr w:type="spellStart"/>
+      <w:proofErr w:type="gramStart"/>
+      <w:r>
+        <w:rPr>
+          <w:lang w:val="en-US"/>
+        </w:rPr>
+        <w:t>model.add</w:t>
+      </w:r>
+      <w:proofErr w:type="spellEnd"/>
+      <w:r>
+        <w:rPr>
+          <w:lang w:val="en-US"/>
+        </w:rPr>
+        <w:t>(</w:t>
+      </w:r>
+      <w:proofErr w:type="spellStart"/>
+      <w:r>
+        <w:rPr>
+          <w:lang w:val="en-US"/>
+        </w:rPr>
+        <w:t>tf.layers</w:t>
+      </w:r>
+      <w:proofErr w:type="gramEnd"/>
+      <w:r>
+        <w:rPr>
+          <w:lang w:val="en-US"/>
+        </w:rPr>
+        <w:t>.</w:t>
+      </w:r>
+      <w:proofErr w:type="gramStart"/>
+      <w:r>
+        <w:rPr>
+          <w:b/>
+          <w:bCs/>
+          <w:lang w:val="en-US"/>
+        </w:rPr>
+        <w:t>dense</w:t>
+      </w:r>
+      <w:proofErr w:type="spellEnd"/>
+      <w:r>
+        <w:rPr>
+          <w:lang w:val="en-US"/>
+        </w:rPr>
+        <w:t>({ units</w:t>
+      </w:r>
+      <w:proofErr w:type="gramEnd"/>
+      <w:r>
+        <w:rPr>
+          <w:lang w:val="en-US"/>
+        </w:rPr>
+        <w:t>: 128, activation: '</w:t>
+      </w:r>
+      <w:proofErr w:type="spellStart"/>
+      <w:r>
+        <w:rPr>
+          <w:lang w:val="en-US"/>
+        </w:rPr>
+        <w:t>relu</w:t>
+      </w:r>
+      <w:proofErr w:type="spellEnd"/>
+      <w:r>
+        <w:rPr>
+          <w:lang w:val="en-US"/>
+        </w:rPr>
+        <w:t xml:space="preserve">', </w:t>
+      </w:r>
+      <w:proofErr w:type="spellStart"/>
+      <w:r>
+        <w:rPr>
+          <w:lang w:val="en-US"/>
+        </w:rPr>
+        <w:t>inputShape</w:t>
+      </w:r>
+      <w:proofErr w:type="spellEnd"/>
+      <w:r>
+        <w:rPr>
+          <w:lang w:val="en-US"/>
+        </w:rPr>
+        <w:t>: [</w:t>
+      </w:r>
+      <w:r>
+        <w:rPr>
+          <w:b/>
+          <w:bCs/>
+          <w:i/>
+          <w:iCs/>
+          <w:lang w:val="en-US"/>
+        </w:rPr>
+        <w:t>784</w:t>
+      </w:r>
+      <w:proofErr w:type="gramStart"/>
+      <w:r>
+        <w:rPr>
+          <w:lang w:val="en-US"/>
+        </w:rPr>
+        <w:t>] }</w:t>
+      </w:r>
+      <w:proofErr w:type="gramEnd"/>
+      <w:r>
+        <w:rPr>
+          <w:lang w:val="en-US"/>
+        </w:rPr>
+        <w:t>));</w:t>
+      </w:r>
+    </w:p>
+    <w:p>
+      <w:pPr>
+        <w:pStyle w:val="af"/>
+        <w:rPr>
+          <w:lang w:val="en-US"/>
+        </w:rPr>
+      </w:pPr>
+      <w:proofErr w:type="spellStart"/>
+      <w:proofErr w:type="gramStart"/>
+      <w:r>
+        <w:rPr>
+          <w:lang w:val="en-US"/>
+        </w:rPr>
+        <w:t>model.add</w:t>
+      </w:r>
+      <w:proofErr w:type="spellEnd"/>
+      <w:r>
+        <w:rPr>
+          <w:lang w:val="en-US"/>
+        </w:rPr>
+        <w:t>(</w:t>
+      </w:r>
+      <w:proofErr w:type="spellStart"/>
+      <w:r>
+        <w:rPr>
+          <w:lang w:val="en-US"/>
+        </w:rPr>
+        <w:t>tf.layers</w:t>
+      </w:r>
+      <w:proofErr w:type="gramEnd"/>
+      <w:r>
+        <w:rPr>
+          <w:lang w:val="en-US"/>
+        </w:rPr>
+        <w:t>.</w:t>
+      </w:r>
+      <w:proofErr w:type="gramStart"/>
+      <w:r>
+        <w:rPr>
+          <w:b/>
+          <w:bCs/>
+          <w:lang w:val="en-US"/>
+        </w:rPr>
+        <w:t>dense</w:t>
+      </w:r>
+      <w:proofErr w:type="spellEnd"/>
+      <w:r>
+        <w:rPr>
+          <w:lang w:val="en-US"/>
+        </w:rPr>
+        <w:t>({ units</w:t>
+      </w:r>
+      <w:proofErr w:type="gramEnd"/>
+      <w:r>
+        <w:rPr>
+          <w:lang w:val="en-US"/>
+        </w:rPr>
+        <w:t>: 64, activation: '</w:t>
+      </w:r>
+      <w:proofErr w:type="spellStart"/>
+      <w:r>
+        <w:rPr>
+          <w:lang w:val="en-US"/>
+        </w:rPr>
+        <w:t>relu</w:t>
+      </w:r>
+      <w:proofErr w:type="spellEnd"/>
+      <w:proofErr w:type="gramStart"/>
+      <w:r>
+        <w:rPr>
+          <w:lang w:val="en-US"/>
+        </w:rPr>
+        <w:t>' }</w:t>
+      </w:r>
+      <w:proofErr w:type="gramEnd"/>
+      <w:r>
+        <w:rPr>
+          <w:lang w:val="en-US"/>
+        </w:rPr>
+        <w:t>));</w:t>
+      </w:r>
+    </w:p>
+    <w:p>
+      <w:pPr>
+        <w:pStyle w:val="af"/>
+        <w:rPr>
+          <w:lang w:val="en-US"/>
+        </w:rPr>
+      </w:pPr>
+      <w:proofErr w:type="spellStart"/>
+      <w:proofErr w:type="gramStart"/>
+      <w:r>
+        <w:rPr>
+          <w:lang w:val="en-US"/>
+        </w:rPr>
+        <w:t>model.add</w:t>
+      </w:r>
+      <w:proofErr w:type="spellEnd"/>
+      <w:r>
+        <w:rPr>
+          <w:lang w:val="en-US"/>
+        </w:rPr>
+        <w:t>(</w:t>
+      </w:r>
+      <w:proofErr w:type="spellStart"/>
+      <w:r>
+        <w:rPr>
+          <w:lang w:val="en-US"/>
+        </w:rPr>
+        <w:t>tf.layers</w:t>
+      </w:r>
+      <w:proofErr w:type="gramEnd"/>
+      <w:r>
+        <w:rPr>
+          <w:lang w:val="en-US"/>
+        </w:rPr>
+        <w:t>.</w:t>
+      </w:r>
+      <w:proofErr w:type="gramStart"/>
+      <w:r>
+        <w:rPr>
+          <w:b/>
+          <w:bCs/>
+          <w:lang w:val="en-US"/>
+        </w:rPr>
+        <w:t>dense</w:t>
+      </w:r>
+      <w:proofErr w:type="spellEnd"/>
+      <w:r>
+        <w:rPr>
+          <w:lang w:val="en-US"/>
+        </w:rPr>
+        <w:t>({ units</w:t>
+      </w:r>
+      <w:proofErr w:type="gramEnd"/>
+      <w:r>
+        <w:rPr>
+          <w:lang w:val="en-US"/>
+        </w:rPr>
+        <w:t>: 10, activation: '</w:t>
+      </w:r>
+      <w:proofErr w:type="spellStart"/>
+      <w:r>
+        <w:rPr>
+          <w:lang w:val="en-US"/>
+        </w:rPr>
+        <w:t>softmax</w:t>
+      </w:r>
+      <w:proofErr w:type="spellEnd"/>
+      <w:proofErr w:type="gramStart"/>
+      <w:r>
+        <w:rPr>
+          <w:lang w:val="en-US"/>
+        </w:rPr>
+        <w:t>' }</w:t>
+      </w:r>
+      <w:proofErr w:type="gramEnd"/>
+      <w:r>
+        <w:rPr>
+          <w:lang w:val="en-US"/>
+        </w:rPr>
+        <w:t>));</w:t>
+      </w:r>
+    </w:p>
+    <w:p>
+      <w:pPr>
+        <w:pStyle w:val="af"/>
+        <w:rPr>
+          <w:lang w:val="en-US"/>
+        </w:rPr>
+      </w:pPr>
+    </w:p>
+    <w:p>
+      <w:pPr>
+        <w:pStyle w:val="af"/>
+        <w:rPr>
+          <w:b/>
+          <w:bCs/>
+          <w:lang w:val="en-US"/>
+        </w:rPr>
+      </w:pPr>
+      <w:r>
+        <w:rPr>
+          <w:b/>
+          <w:bCs/>
+          <w:lang w:val="en-US"/>
+        </w:rPr>
+        <w:t xml:space="preserve">// </w:t>
+      </w:r>
+      <w:r>
+        <w:rPr>
+          <w:b/>
+          <w:bCs/>
+        </w:rPr>
+        <w:t>Компиляция</w:t>
+      </w:r>
+      <w:r>
+        <w:rPr>
+          <w:b/>
+          <w:bCs/>
+          <w:lang w:val="en-US"/>
+        </w:rPr>
+        <w:t xml:space="preserve"> </w:t>
+      </w:r>
+      <w:r>
+        <w:rPr>
+          <w:b/>
+          <w:bCs/>
+        </w:rPr>
+        <w:t>модели</w:t>
+      </w:r>
+    </w:p>
+    <w:p>
+      <w:pPr>
+        <w:pStyle w:val="af"/>
+        <w:rPr>
+          <w:lang w:val="en-US"/>
+        </w:rPr>
+      </w:pPr>
+      <w:proofErr w:type="spellStart"/>
+      <w:proofErr w:type="gramStart"/>
+      <w:r>
+        <w:rPr>
+          <w:lang w:val="en-US"/>
+        </w:rPr>
+        <w:t>model.compile</w:t>
+      </w:r>
+      <w:proofErr w:type="spellEnd"/>
+      <w:proofErr w:type="gramEnd"/>
+      <w:r>
+        <w:rPr>
+          <w:lang w:val="en-US"/>
+        </w:rPr>
+        <w:t>({</w:t>
+      </w:r>
+    </w:p>
+    <w:p>
+      <w:pPr>
+        <w:pStyle w:val="af"/>
+        <w:rPr>
+          <w:lang w:val="en-US"/>
+        </w:rPr>
+      </w:pPr>
+      <w:r>
+        <w:rPr>
+          <w:lang w:val="en-US"/>
+        </w:rPr>
+        <w:t>    optimizer: '</w:t>
+      </w:r>
+      <w:proofErr w:type="spellStart"/>
+      <w:r>
+        <w:rPr>
+          <w:lang w:val="en-US"/>
+        </w:rPr>
+        <w:t>adam</w:t>
+      </w:r>
+      <w:proofErr w:type="spellEnd"/>
+      <w:r>
+        <w:rPr>
+          <w:lang w:val="en-US"/>
+        </w:rPr>
+        <w:t>',</w:t>
+      </w:r>
+    </w:p>
+    <w:p>
+      <w:pPr>
+        <w:pStyle w:val="af"/>
+        <w:rPr>
+          <w:lang w:val="en-US"/>
+        </w:rPr>
+      </w:pPr>
+      <w:r>
+        <w:rPr>
+          <w:lang w:val="en-US"/>
+        </w:rPr>
+        <w:t>    loss: '</w:t>
+      </w:r>
+      <w:proofErr w:type="spellStart"/>
+      <w:r>
+        <w:rPr>
+          <w:lang w:val="en-US"/>
+        </w:rPr>
+        <w:t>categoricalCrossentropy</w:t>
+      </w:r>
+      <w:proofErr w:type="spellEnd"/>
+      <w:r>
+        <w:rPr>
+          <w:lang w:val="en-US"/>
+        </w:rPr>
+        <w:t>',</w:t>
+      </w:r>
+    </w:p>
+    <w:p>
+      <w:pPr>
+        <w:pStyle w:val="af"/>
+        <w:rPr>
+          <w:lang w:val="en-US"/>
+        </w:rPr>
+      </w:pPr>
+      <w:r>
+        <w:rPr>
+          <w:lang w:val="en-US"/>
+        </w:rPr>
+        <w:t>    metrics: ['accuracy']</w:t>
+      </w:r>
+    </w:p>
+    <w:p>
+      <w:pPr>
+        <w:pStyle w:val="af"/>
+        <w:rPr>
+          <w:lang w:val="en-US"/>
+        </w:rPr>
+      </w:pPr>
+      <w:r>
+        <w:rPr>
+          <w:lang w:val="en-US"/>
+        </w:rPr>
+        <w:t>});</w:t>
+      </w:r>
+    </w:p>
+    <w:p>
+      <w:pPr>
+        <w:pStyle w:val="af"/>
+        <w:rPr>
+          <w:lang w:val="en-US"/>
+        </w:rPr>
+      </w:pPr>
+    </w:p>
+    <w:p>
+      <w:pPr>
+        <w:pStyle w:val="af"/>
+        <w:rPr>
+          <w:b/>
+          <w:bCs/>
+          <w:lang w:val="en-US"/>
+        </w:rPr>
+      </w:pPr>
+      <w:r>
+        <w:rPr>
+          <w:b/>
+          <w:bCs/>
+          <w:lang w:val="en-US"/>
+        </w:rPr>
+        <w:t xml:space="preserve">// </w:t>
+      </w:r>
+      <w:r>
+        <w:rPr>
+          <w:b/>
+          <w:bCs/>
+        </w:rPr>
+        <w:t>Обучение</w:t>
+      </w:r>
+      <w:r>
+        <w:rPr>
+          <w:b/>
+          <w:bCs/>
+          <w:lang w:val="en-US"/>
+        </w:rPr>
+        <w:t xml:space="preserve"> </w:t>
+      </w:r>
+      <w:r>
+        <w:rPr>
+          <w:b/>
+          <w:bCs/>
+        </w:rPr>
+        <w:t>модели</w:t>
+      </w:r>
+    </w:p>
+    <w:p>
+      <w:pPr>
+        <w:pStyle w:val="af"/>
+        <w:rPr>
+          <w:lang w:val="en-US"/>
+        </w:rPr>
+      </w:pPr>
+      <w:r>
+        <w:rPr>
+          <w:lang w:val="en-US"/>
+        </w:rPr>
+        <w:t>(async () =&gt; {</w:t>
+      </w:r>
+    </w:p>
+    <w:p>
+      <w:pPr>
+        <w:pStyle w:val="af"/>
+        <w:rPr>
+          <w:lang w:val="en-US"/>
+        </w:rPr>
+      </w:pPr>
+      <w:r>
+        <w:rPr>
+          <w:lang w:val="en-US"/>
+        </w:rPr>
+        <w:lastRenderedPageBreak/>
+        <w:t xml:space="preserve">    await </w:t>
+      </w:r>
+      <w:proofErr w:type="spellStart"/>
+      <w:proofErr w:type="gramStart"/>
+      <w:r>
+        <w:rPr>
+          <w:lang w:val="en-US"/>
+        </w:rPr>
+        <w:t>model.fit</w:t>
+      </w:r>
+      <w:proofErr w:type="spellEnd"/>
+      <w:r>
+        <w:rPr>
+          <w:lang w:val="en-US"/>
+        </w:rPr>
+        <w:t>(</w:t>
+      </w:r>
+      <w:proofErr w:type="spellStart"/>
+      <w:proofErr w:type="gramEnd"/>
+      <w:r>
+        <w:rPr>
+          <w:lang w:val="en-US"/>
+        </w:rPr>
+        <w:t>trainData.images</w:t>
+      </w:r>
+      <w:proofErr w:type="spellEnd"/>
+      <w:r>
+        <w:rPr>
+          <w:lang w:val="en-US"/>
+        </w:rPr>
+        <w:t xml:space="preserve">, </w:t>
+      </w:r>
+      <w:proofErr w:type="spellStart"/>
+      <w:r>
+        <w:rPr>
+          <w:lang w:val="en-US"/>
+        </w:rPr>
+        <w:t>trainData.labels</w:t>
+      </w:r>
+      <w:proofErr w:type="spellEnd"/>
+      <w:r>
+        <w:rPr>
+          <w:lang w:val="en-US"/>
+        </w:rPr>
+        <w:t>, {</w:t>
+      </w:r>
+    </w:p>
+    <w:p>
+      <w:pPr>
+        <w:pStyle w:val="af"/>
+        <w:rPr>
+          <w:lang w:val="en-US"/>
+        </w:rPr>
+      </w:pPr>
+      <w:r>
+        <w:rPr>
+          <w:lang w:val="en-US"/>
+        </w:rPr>
+        <w:t xml:space="preserve">        </w:t>
+      </w:r>
+      <w:r>
+        <w:rPr>
+          <w:b/>
+          <w:bCs/>
+          <w:u w:val="single"/>
+          <w:lang w:val="en-US"/>
+        </w:rPr>
+        <w:t>epochs: 20</w:t>
+      </w:r>
+      <w:r>
+        <w:rPr>
+          <w:lang w:val="en-US"/>
+        </w:rPr>
+        <w:t>,</w:t>
+      </w:r>
+    </w:p>
+    <w:p>
+      <w:pPr>
+        <w:pStyle w:val="af"/>
+        <w:rPr>
+          <w:lang w:val="en-US"/>
+        </w:rPr>
+      </w:pPr>
+      <w:r>
+        <w:rPr>
+          <w:lang w:val="en-US"/>
+        </w:rPr>
+        <w:t xml:space="preserve">        </w:t>
+      </w:r>
+      <w:proofErr w:type="spellStart"/>
+      <w:r>
+        <w:rPr>
+          <w:lang w:val="en-US"/>
+        </w:rPr>
+        <w:t>validationData</w:t>
+      </w:r>
+      <w:proofErr w:type="spellEnd"/>
+      <w:r>
+        <w:rPr>
+          <w:lang w:val="en-US"/>
+        </w:rPr>
+        <w:t>: [</w:t>
+      </w:r>
+      <w:proofErr w:type="spellStart"/>
+      <w:r>
+        <w:rPr>
+          <w:lang w:val="en-US"/>
+        </w:rPr>
+        <w:t>testData.images</w:t>
+      </w:r>
+      <w:proofErr w:type="spellEnd"/>
+      <w:r>
+        <w:rPr>
+          <w:lang w:val="en-US"/>
+        </w:rPr>
+        <w:t xml:space="preserve">, </w:t>
+      </w:r>
+      <w:proofErr w:type="spellStart"/>
+      <w:r>
+        <w:rPr>
+          <w:lang w:val="en-US"/>
+        </w:rPr>
+        <w:t>testData.labels</w:t>
+      </w:r>
+      <w:proofErr w:type="spellEnd"/>
+      <w:r>
+        <w:rPr>
+          <w:lang w:val="en-US"/>
+        </w:rPr>
+        <w:t>],</w:t>
+      </w:r>
+    </w:p>
+    <w:p>
+      <w:pPr>
+        <w:pStyle w:val="af"/>
+        <w:rPr>
+          <w:lang w:val="en-US"/>
+        </w:rPr>
+      </w:pPr>
+      <w:r>
+        <w:rPr>
+          <w:lang w:val="en-US"/>
+        </w:rPr>
+        <w:t>        callbacks: {</w:t>
+      </w:r>
+    </w:p>
+    <w:p>
+      <w:pPr>
+        <w:pStyle w:val="af"/>
+        <w:rPr>
+          <w:lang w:val="en-US"/>
+        </w:rPr>
+      </w:pPr>
+      <w:r>
+        <w:rPr>
+          <w:lang w:val="en-US"/>
+        </w:rPr>
+        <w:t xml:space="preserve">            </w:t>
+      </w:r>
+      <w:proofErr w:type="spellStart"/>
+      <w:r>
+        <w:rPr>
+          <w:lang w:val="en-US"/>
+        </w:rPr>
+        <w:t>onEpochEnd</w:t>
+      </w:r>
+      <w:proofErr w:type="spellEnd"/>
+      <w:r>
+        <w:rPr>
+          <w:lang w:val="en-US"/>
+        </w:rPr>
+        <w:t>: (epoch, logs) =&gt; {</w:t>
+      </w:r>
+    </w:p>
+    <w:p>
+      <w:pPr>
+        <w:pStyle w:val="af"/>
+        <w:rPr>
+          <w:lang w:val="en-US"/>
+        </w:rPr>
+      </w:pPr>
+      <w:r>
+        <w:rPr>
+          <w:lang w:val="en-US"/>
+        </w:rPr>
+        <w:t xml:space="preserve">                </w:t>
+      </w:r>
+      <w:proofErr w:type="gramStart"/>
+      <w:r>
+        <w:rPr>
+          <w:lang w:val="en-US"/>
+        </w:rPr>
+        <w:t>console.log(</w:t>
+      </w:r>
+      <w:proofErr w:type="gramEnd"/>
+      <w:r>
+        <w:rPr>
+          <w:lang w:val="en-US"/>
+        </w:rPr>
+        <w:t>`Epoch ${epoch + 1}: loss = ${</w:t>
+      </w:r>
+      <w:proofErr w:type="spellStart"/>
+      <w:proofErr w:type="gramStart"/>
+      <w:r>
+        <w:rPr>
+          <w:lang w:val="en-US"/>
+        </w:rPr>
+        <w:t>logs.loss</w:t>
+      </w:r>
+      <w:proofErr w:type="gramEnd"/>
+      <w:r>
+        <w:rPr>
+          <w:lang w:val="en-US"/>
+        </w:rPr>
+        <w:t>.</w:t>
+      </w:r>
+      <w:proofErr w:type="gramStart"/>
+      <w:r>
+        <w:rPr>
+          <w:lang w:val="en-US"/>
+        </w:rPr>
+        <w:t>toFixed</w:t>
+      </w:r>
+      <w:proofErr w:type="spellEnd"/>
+      <w:r>
+        <w:rPr>
+          <w:lang w:val="en-US"/>
+        </w:rPr>
+        <w:t>(</w:t>
+      </w:r>
+      <w:proofErr w:type="gramEnd"/>
+      <w:r>
+        <w:rPr>
+          <w:lang w:val="en-US"/>
+        </w:rPr>
+        <w:t xml:space="preserve">4)}, </w:t>
+      </w:r>
+    </w:p>
+    <w:p>
+      <w:pPr>
+        <w:pStyle w:val="af"/>
+        <w:rPr>
+          <w:lang w:val="en-US"/>
+        </w:rPr>
+      </w:pPr>
+      <w:r>
+        <w:rPr>
+          <w:lang w:val="en-US"/>
+        </w:rPr>
+        <w:t>                            accuracy = ${</w:t>
+      </w:r>
+      <w:proofErr w:type="spellStart"/>
+      <w:proofErr w:type="gramStart"/>
+      <w:r>
+        <w:rPr>
+          <w:lang w:val="en-US"/>
+        </w:rPr>
+        <w:t>logs.acc.toFixed</w:t>
+      </w:r>
+      <w:proofErr w:type="spellEnd"/>
+      <w:proofErr w:type="gramEnd"/>
+      <w:r>
+        <w:rPr>
+          <w:lang w:val="en-US"/>
+        </w:rPr>
+        <w:t>(4</w:t>
+      </w:r>
+      <w:proofErr w:type="gramStart"/>
+      <w:r>
+        <w:rPr>
+          <w:lang w:val="en-US"/>
+        </w:rPr>
+        <w:t>)}`</w:t>
+      </w:r>
+      <w:proofErr w:type="gramEnd"/>
+      <w:r>
+        <w:rPr>
+          <w:lang w:val="en-US"/>
+        </w:rPr>
+        <w:t>);</w:t>
+      </w:r>
+    </w:p>
+    <w:p>
+      <w:pPr>
+        <w:pStyle w:val="af"/>
+        <w:rPr>
+          <w:lang w:val="en-US"/>
+        </w:rPr>
+      </w:pPr>
+      <w:r>
+        <w:rPr>
+          <w:lang w:val="en-US"/>
+        </w:rPr>
+        <w:t>            }</w:t>
+      </w:r>
+    </w:p>
+    <w:p>
+      <w:pPr>
+        <w:pStyle w:val="af"/>
+        <w:rPr>
+          <w:lang w:val="en-US"/>
+        </w:rPr>
+      </w:pPr>
+      <w:r>
+        <w:rPr>
+          <w:lang w:val="en-US"/>
+        </w:rPr>
+        <w:t>        }</w:t>
+      </w:r>
+    </w:p>
+    <w:p>
+      <w:pPr>
+        <w:pStyle w:val="af"/>
+        <w:rPr>
+          <w:lang w:val="en-US"/>
+        </w:rPr>
+      </w:pPr>
+      <w:r>
+        <w:rPr>
+          <w:lang w:val="en-US"/>
+        </w:rPr>
+        <w:t>    });</w:t>
+      </w:r>
+    </w:p>
+    <w:p>
+      <w:pPr>
+        <w:pStyle w:val="af"/>
+        <w:rPr>
+          <w:b/>
+          <w:bCs/>
+          <w:lang w:val="en-US"/>
+        </w:rPr>
+      </w:pPr>
+    </w:p>
+    <w:p>
+      <w:pPr>
+        <w:pStyle w:val="af"/>
+        <w:rPr>
+          <w:b/>
+          <w:bCs/>
+          <w:lang w:val="en-US"/>
+        </w:rPr>
+      </w:pPr>
+      <w:r>
+        <w:rPr>
+          <w:b/>
+          <w:bCs/>
+          <w:lang w:val="en-US"/>
+        </w:rPr>
+        <w:t xml:space="preserve">    // </w:t>
+      </w:r>
+      <w:r>
+        <w:rPr>
+          <w:b/>
+          <w:bCs/>
+        </w:rPr>
+        <w:t>Сохранение</w:t>
+      </w:r>
+      <w:r>
+        <w:rPr>
+          <w:b/>
+          <w:bCs/>
+          <w:lang w:val="en-US"/>
+        </w:rPr>
+        <w:t xml:space="preserve"> </w:t>
+      </w:r>
+      <w:r>
+        <w:rPr>
+          <w:b/>
+          <w:bCs/>
+        </w:rPr>
+        <w:t>модели</w:t>
+      </w:r>
+    </w:p>
+    <w:p>
+      <w:pPr>
+        <w:pStyle w:val="af"/>
+        <w:rPr>
+          <w:lang w:val="en-US"/>
+        </w:rPr>
+      </w:pPr>
+      <w:r>
+        <w:rPr>
+          <w:lang w:val="en-US"/>
+        </w:rPr>
+        <w:t xml:space="preserve">    await </w:t>
+      </w:r>
+      <w:proofErr w:type="spellStart"/>
+      <w:proofErr w:type="gramStart"/>
+      <w:r>
+        <w:rPr>
+          <w:lang w:val="en-US"/>
+        </w:rPr>
+        <w:t>model.save</w:t>
+      </w:r>
+      <w:proofErr w:type="spellEnd"/>
+      <w:proofErr w:type="gramEnd"/>
+      <w:r>
+        <w:rPr>
+          <w:lang w:val="en-US"/>
+        </w:rPr>
+        <w:t>('file:/</w:t>
+      </w:r>
+      <w:proofErr w:type="gramStart"/>
+      <w:r>
+        <w:rPr>
+          <w:lang w:val="en-US"/>
+        </w:rPr>
+        <w:t>/</w:t>
+      </w:r>
+      <w:r>
+        <w:rPr>
+          <w:i/>
+          <w:iCs/>
+          <w:lang w:val="en-US"/>
+        </w:rPr>
+        <w:t>./</w:t>
+      </w:r>
+      <w:proofErr w:type="spellStart"/>
+      <w:proofErr w:type="gramEnd"/>
+      <w:r>
+        <w:rPr>
+          <w:i/>
+          <w:iCs/>
+          <w:lang w:val="en-US"/>
+        </w:rPr>
+        <w:t>mnist</w:t>
+      </w:r>
+      <w:proofErr w:type="spellEnd"/>
+      <w:r>
+        <w:rPr>
+          <w:i/>
+          <w:iCs/>
+          <w:lang w:val="en-US"/>
+        </w:rPr>
+        <w:t>-model</w:t>
+      </w:r>
+      <w:r>
+        <w:rPr>
+          <w:lang w:val="en-US"/>
+        </w:rPr>
+        <w:t>');</w:t>
+      </w:r>
+    </w:p>
+    <w:p>
+      <w:pPr>
+        <w:pStyle w:val="af"/>
+      </w:pPr>
+      <w:r>
+        <w:t>})();</w:t>
+      </w:r>
     </w:p>
     <w:p/>
     <w:p>
       <w:r>
-        <w:br w:type="page"/>
-      </w:r>
-    </w:p>
+        <w:t xml:space="preserve">Текущая модель – это </w:t>
+      </w:r>
+      <w:r>
+        <w:t>классическая полносвязная</w:t>
+      </w:r>
+      <w:r>
+        <w:t xml:space="preserve"> (</w:t>
+      </w:r>
+      <w:r>
+        <w:rPr>
+          <w:lang w:val="en-US"/>
+        </w:rPr>
+        <w:t>Dense</w:t>
+      </w:r>
+      <w:r>
+        <w:t>) нейронная сеть</w:t>
+      </w:r>
+      <w:r>
+        <w:t>,</w:t>
+      </w:r>
+      <w:r>
+        <w:t xml:space="preserve"> </w:t>
+      </w:r>
+      <w:r>
+        <w:t>к</w:t>
+      </w:r>
+      <w:r>
+        <w:t xml:space="preserve">аждый нейрон </w:t>
+      </w:r>
+      <w:r>
+        <w:t xml:space="preserve">которой </w:t>
+      </w:r>
+      <w:r>
+        <w:t xml:space="preserve">соединён со всеми входами предыдущего слоя. </w:t>
+      </w:r>
+      <w:r>
+        <w:t xml:space="preserve">Она имеет два скрытых слоя </w:t>
+      </w:r>
+      <w:proofErr w:type="spellStart"/>
+      <w:r>
+        <w:rPr>
+          <w:lang w:val="en-US"/>
+        </w:rPr>
+        <w:t>Relu</w:t>
+      </w:r>
+      <w:proofErr w:type="spellEnd"/>
+      <w:r>
+        <w:t xml:space="preserve"> 128</w:t>
+      </w:r>
+      <w:r>
+        <w:t>/</w:t>
+      </w:r>
+      <w:r>
+        <w:t xml:space="preserve">64 </w:t>
+      </w:r>
+      <w:r>
+        <w:t xml:space="preserve">и выходной слой </w:t>
+      </w:r>
+      <w:proofErr w:type="spellStart"/>
+      <w:r>
+        <w:rPr>
+          <w:lang w:val="en-US"/>
+        </w:rPr>
+        <w:t>Softmax</w:t>
+      </w:r>
+      <w:proofErr w:type="spellEnd"/>
+      <w:r>
+        <w:t xml:space="preserve"> (</w:t>
+      </w:r>
+      <w:r>
+        <w:t xml:space="preserve">вероятности по </w:t>
+      </w:r>
+      <w:r>
+        <w:t xml:space="preserve">10 </w:t>
+      </w:r>
+      <w:r>
+        <w:t>классам).</w:t>
+      </w:r>
+      <w:r>
+        <w:t xml:space="preserve"> На вход подаётся строка из 784 признаков (пиксели изображения 28</w:t>
+      </w:r>
+      <w:r>
+        <w:t>*</w:t>
+      </w:r>
+      <w:r>
+        <w:t>28).</w:t>
+      </w:r>
+    </w:p>
+    <w:p>
+      <w:r>
+        <w:rPr>
+          <w:lang w:val="en-US"/>
+        </w:rPr>
+        <w:t>C</w:t>
+      </w:r>
+      <w:r>
+        <w:t xml:space="preserve"> </w:t>
+      </w:r>
+      <w:r>
+        <w:t xml:space="preserve">помощью команды </w:t>
+      </w:r>
+      <w:proofErr w:type="spellStart"/>
+      <w:r>
+        <w:rPr>
+          <w:rFonts w:ascii="Courier New" w:hAnsi="Courier New" w:cs="Courier New"/>
+          <w:sz w:val="24"/>
+          <w:szCs w:val="20"/>
+        </w:rPr>
+        <w:t>node</w:t>
+      </w:r>
+      <w:proofErr w:type="spellEnd"/>
+      <w:r>
+        <w:rPr>
+          <w:rFonts w:ascii="Courier New" w:hAnsi="Courier New" w:cs="Courier New"/>
+          <w:sz w:val="24"/>
+          <w:szCs w:val="20"/>
+        </w:rPr>
+        <w:t xml:space="preserve"> train.js</w:t>
+      </w:r>
+      <w:r>
+        <w:rPr>
+          <w:sz w:val="24"/>
+          <w:szCs w:val="20"/>
+        </w:rPr>
+        <w:t xml:space="preserve"> </w:t>
+      </w:r>
+      <w:r>
+        <w:t xml:space="preserve">нейросеть была обучена </w:t>
+      </w:r>
+      <w:r>
+        <w:t>и сохранена</w:t>
+      </w:r>
+      <w:r>
+        <w:t xml:space="preserve"> (рисунок 3.1)</w:t>
+      </w:r>
+      <w:r>
+        <w:t>.</w:t>
+      </w:r>
+      <w:r>
+        <w:t xml:space="preserve"> На 10-16 эпохах модель полностью выучила тренировочные данные, был достигнут пик обучения, после чего последовала стагнация</w:t>
+      </w:r>
+      <w:r>
+        <w:t xml:space="preserve"> и лёгкое ухудшение точности на тренировочном тесте – признак переобучения.</w:t>
+      </w:r>
+    </w:p>
+    <w:p/>
+    <w:p>
+      <w:pPr>
+        <w:ind w:firstLine="0"/>
+        <w:jc w:val="center"/>
+      </w:pPr>
+      <w:r>
+        <w:rPr>
+          <w:noProof/>
+        </w:rPr>
+        <w:drawing>
+          <wp:inline distT="0" distB="0" distL="0" distR="0" wp14:anchorId="74AF0B8D" wp14:editId="65018FAE">
+            <wp:extent cx="4251251" cy="2908300"/>
+            <wp:effectExtent l="0" t="0" r="0" b="6350"/>
+            <wp:docPr id="370728562" name="Рисунок 1"/>
+            <wp:cNvGraphicFramePr>
+              <a:graphicFrameLocks xmlns:a="http://schemas.openxmlformats.org/drawingml/2006/main" noChangeAspect="1"/>
+            </wp:cNvGraphicFramePr>
+            <a:graphic xmlns:a="http://schemas.openxmlformats.org/drawingml/2006/main">
+              <a:graphicData uri="http://schemas.openxmlformats.org/drawingml/2006/picture">
+                <pic:pic xmlns:pic="http://schemas.openxmlformats.org/drawingml/2006/picture">
+                  <pic:nvPicPr>
+                    <pic:cNvPr id="370728562" name=""/>
+                    <pic:cNvPicPr/>
+                  </pic:nvPicPr>
+                  <pic:blipFill>
+                    <a:blip r:embed="rId8"/>
+                    <a:stretch>
+                      <a:fillRect/>
+                    </a:stretch>
+                  </pic:blipFill>
+                  <pic:spPr>
+                    <a:xfrm>
+                      <a:off x="0" y="0"/>
+                      <a:ext cx="4295518" cy="2938583"/>
+                    </a:xfrm>
+                    <a:prstGeom prst="rect">
+                      <a:avLst/>
+                    </a:prstGeom>
+                  </pic:spPr>
+                </pic:pic>
+              </a:graphicData>
+            </a:graphic>
+          </wp:inline>
+        </w:drawing>
+      </w:r>
+    </w:p>
+    <w:p>
+      <w:pPr>
+        <w:ind w:firstLine="0"/>
+        <w:jc w:val="center"/>
+      </w:pPr>
+      <w:r>
+        <w:t>Рисунок 3.1 – Обучение модели</w:t>
+      </w:r>
+    </w:p>
+    <w:p>
+      <w:pPr>
+        <w:ind w:firstLine="0"/>
+        <w:jc w:val="center"/>
+      </w:pPr>
+    </w:p>
+    <w:p>
+      <w:r>
+        <w:lastRenderedPageBreak/>
+        <w:t xml:space="preserve">Затем был написан файл </w:t>
+      </w:r>
+      <w:r>
+        <w:rPr>
+          <w:lang w:val="en-US"/>
+        </w:rPr>
+        <w:t>predict</w:t>
+      </w:r>
+      <w:r>
+        <w:t>.</w:t>
+      </w:r>
+      <w:proofErr w:type="spellStart"/>
+      <w:r>
+        <w:rPr>
+          <w:lang w:val="en-US"/>
+        </w:rPr>
+        <w:t>js</w:t>
+      </w:r>
+      <w:proofErr w:type="spellEnd"/>
+      <w:r>
+        <w:t xml:space="preserve"> (</w:t>
+      </w:r>
+      <w:r>
+        <w:t xml:space="preserve">листинг 3.3). </w:t>
+      </w:r>
+      <w:r>
+        <w:t xml:space="preserve">Код </w:t>
+      </w:r>
+      <w:r>
+        <w:t xml:space="preserve">файла </w:t>
+      </w:r>
+      <w:r>
+        <w:t xml:space="preserve">загружает </w:t>
+      </w:r>
+      <w:r>
+        <w:t>полученную</w:t>
+      </w:r>
+      <w:r>
+        <w:t xml:space="preserve"> модель, прогоняет через неё </w:t>
+      </w:r>
+      <w:r>
+        <w:t xml:space="preserve">10 </w:t>
+      </w:r>
+      <w:r>
+        <w:t>тестовы</w:t>
+      </w:r>
+      <w:r>
+        <w:t xml:space="preserve">х </w:t>
+      </w:r>
+      <w:r>
+        <w:t>изображени</w:t>
+      </w:r>
+      <w:r>
+        <w:t>й</w:t>
+      </w:r>
+      <w:r>
+        <w:t xml:space="preserve"> и сохраняет визуализацию первых 10 результатов в виде PNG‑картинок.</w:t>
+      </w:r>
+    </w:p>
+    <w:p/>
+    <w:p>
+      <w:r>
+        <w:t xml:space="preserve">Листинг 3.2 </w:t>
+      </w:r>
+      <w:r>
+        <w:sym w:font="Symbol" w:char="F02D"/>
+      </w:r>
+      <w:r>
+        <w:t xml:space="preserve"> </w:t>
+      </w:r>
+      <w:r>
+        <w:t>Ф</w:t>
+      </w:r>
+      <w:r>
+        <w:t>айл predict.js</w:t>
+      </w:r>
+    </w:p>
+    <w:p>
+      <w:pPr>
+        <w:pStyle w:val="af"/>
+      </w:pPr>
+      <w:r>
+        <w:rPr>
+          <w:b/>
+          <w:bCs/>
+        </w:rPr>
+        <w:t>// Импорт библиотек</w:t>
+      </w:r>
+    </w:p>
+    <w:p>
+      <w:pPr>
+        <w:pStyle w:val="af"/>
+        <w:rPr>
+          <w:lang w:val="en-US"/>
+        </w:rPr>
+      </w:pPr>
+      <w:r>
+        <w:rPr>
+          <w:lang w:val="en-US"/>
+        </w:rPr>
+        <w:t xml:space="preserve">const </w:t>
+      </w:r>
+      <w:proofErr w:type="spellStart"/>
+      <w:r>
+        <w:rPr>
+          <w:lang w:val="en-US"/>
+        </w:rPr>
+        <w:t>tf</w:t>
+      </w:r>
+      <w:proofErr w:type="spellEnd"/>
+      <w:r>
+        <w:rPr>
+          <w:lang w:val="en-US"/>
+        </w:rPr>
+        <w:t xml:space="preserve"> = require('@</w:t>
+      </w:r>
+      <w:proofErr w:type="spellStart"/>
+      <w:r>
+        <w:rPr>
+          <w:lang w:val="en-US"/>
+        </w:rPr>
+        <w:t>tensorflow</w:t>
+      </w:r>
+      <w:proofErr w:type="spellEnd"/>
+      <w:r>
+        <w:rPr>
+          <w:lang w:val="en-US"/>
+        </w:rPr>
+        <w:t>/</w:t>
+      </w:r>
+      <w:proofErr w:type="spellStart"/>
+      <w:r>
+        <w:rPr>
+          <w:lang w:val="en-US"/>
+        </w:rPr>
+        <w:t>tfjs</w:t>
+      </w:r>
+      <w:proofErr w:type="spellEnd"/>
+      <w:r>
+        <w:rPr>
+          <w:lang w:val="en-US"/>
+        </w:rPr>
+        <w:t>-node');</w:t>
+      </w:r>
+    </w:p>
+    <w:p>
+      <w:pPr>
+        <w:pStyle w:val="af"/>
+        <w:rPr>
+          <w:lang w:val="en-US"/>
+        </w:rPr>
+      </w:pPr>
+      <w:r>
+        <w:rPr>
+          <w:lang w:val="en-US"/>
+        </w:rPr>
+        <w:t xml:space="preserve">const </w:t>
+      </w:r>
+      <w:proofErr w:type="spellStart"/>
+      <w:r>
+        <w:rPr>
+          <w:lang w:val="en-US"/>
+        </w:rPr>
+        <w:t>mnist</w:t>
+      </w:r>
+      <w:proofErr w:type="spellEnd"/>
+      <w:r>
+        <w:rPr>
+          <w:lang w:val="en-US"/>
+        </w:rPr>
+        <w:t xml:space="preserve"> = require('</w:t>
+      </w:r>
+      <w:proofErr w:type="spellStart"/>
+      <w:r>
+        <w:rPr>
+          <w:lang w:val="en-US"/>
+        </w:rPr>
+        <w:t>mnist</w:t>
+      </w:r>
+      <w:proofErr w:type="spellEnd"/>
+      <w:r>
+        <w:rPr>
+          <w:lang w:val="en-US"/>
+        </w:rPr>
+        <w:t>');</w:t>
+      </w:r>
+    </w:p>
+    <w:p>
+      <w:pPr>
+        <w:pStyle w:val="af"/>
+        <w:rPr>
+          <w:lang w:val="en-US"/>
+        </w:rPr>
+      </w:pPr>
+      <w:r>
+        <w:rPr>
+          <w:lang w:val="en-US"/>
+        </w:rPr>
+        <w:t>const fs = require('</w:t>
+      </w:r>
+      <w:proofErr w:type="spellStart"/>
+      <w:r>
+        <w:rPr>
+          <w:lang w:val="en-US"/>
+        </w:rPr>
+        <w:t>fs'</w:t>
+      </w:r>
+      <w:proofErr w:type="spellEnd"/>
+      <w:r>
+        <w:rPr>
+          <w:lang w:val="en-US"/>
+        </w:rPr>
+        <w:t>);</w:t>
+      </w:r>
+    </w:p>
+    <w:p>
+      <w:pPr>
+        <w:pStyle w:val="af"/>
+        <w:rPr>
+          <w:lang w:val="en-US"/>
+        </w:rPr>
+      </w:pPr>
+      <w:r>
+        <w:rPr>
+          <w:lang w:val="en-US"/>
+        </w:rPr>
+        <w:t xml:space="preserve">const </w:t>
+      </w:r>
+      <w:proofErr w:type="gramStart"/>
+      <w:r>
+        <w:rPr>
+          <w:lang w:val="en-US"/>
+        </w:rPr>
+        <w:t xml:space="preserve">{ </w:t>
+      </w:r>
+      <w:proofErr w:type="spellStart"/>
+      <w:r>
+        <w:rPr>
+          <w:lang w:val="en-US"/>
+        </w:rPr>
+        <w:t>createCanvas</w:t>
+      </w:r>
+      <w:proofErr w:type="spellEnd"/>
+      <w:proofErr w:type="gramEnd"/>
+      <w:r>
+        <w:rPr>
+          <w:lang w:val="en-US"/>
+        </w:rPr>
+        <w:t xml:space="preserve"> } = require('canvas');</w:t>
+      </w:r>
+    </w:p>
+    <w:p>
+      <w:pPr>
+        <w:pStyle w:val="af"/>
+        <w:rPr>
+          <w:lang w:val="en-US"/>
+        </w:rPr>
+      </w:pPr>
+    </w:p>
+    <w:p>
+      <w:pPr>
+        <w:pStyle w:val="af"/>
+        <w:rPr>
+          <w:b/>
+          <w:bCs/>
+          <w:lang w:val="en-US"/>
+        </w:rPr>
+      </w:pPr>
+      <w:r>
+        <w:rPr>
+          <w:b/>
+          <w:bCs/>
+          <w:lang w:val="en-US"/>
+        </w:rPr>
+        <w:t xml:space="preserve">// </w:t>
+      </w:r>
+      <w:r>
+        <w:rPr>
+          <w:b/>
+          <w:bCs/>
+        </w:rPr>
+        <w:t>Загрузка</w:t>
+      </w:r>
+      <w:r>
+        <w:rPr>
+          <w:b/>
+          <w:bCs/>
+          <w:lang w:val="en-US"/>
+        </w:rPr>
+        <w:t xml:space="preserve"> </w:t>
+      </w:r>
+      <w:r>
+        <w:rPr>
+          <w:b/>
+          <w:bCs/>
+        </w:rPr>
+        <w:t>данных</w:t>
+      </w:r>
+      <w:r>
+        <w:rPr>
+          <w:b/>
+          <w:bCs/>
+          <w:lang w:val="en-US"/>
+        </w:rPr>
+        <w:t xml:space="preserve"> MNIST</w:t>
+      </w:r>
+    </w:p>
+    <w:p>
+      <w:pPr>
+        <w:pStyle w:val="af"/>
+        <w:rPr>
+          <w:lang w:val="en-US"/>
+        </w:rPr>
+      </w:pPr>
+      <w:r>
+        <w:rPr>
+          <w:lang w:val="en-US"/>
+        </w:rPr>
+        <w:t xml:space="preserve">const set = </w:t>
+      </w:r>
+      <w:proofErr w:type="spellStart"/>
+      <w:proofErr w:type="gramStart"/>
+      <w:r>
+        <w:rPr>
+          <w:b/>
+          <w:bCs/>
+          <w:u w:val="single"/>
+          <w:lang w:val="en-US"/>
+        </w:rPr>
+        <w:t>mnist.set</w:t>
+      </w:r>
+      <w:proofErr w:type="spellEnd"/>
+      <w:r>
+        <w:rPr>
+          <w:b/>
+          <w:bCs/>
+          <w:u w:val="single"/>
+          <w:lang w:val="en-US"/>
+        </w:rPr>
+        <w:t>(</w:t>
+      </w:r>
+      <w:proofErr w:type="gramEnd"/>
+      <w:r>
+        <w:rPr>
+          <w:b/>
+          <w:bCs/>
+          <w:u w:val="single"/>
+          <w:lang w:val="en-US"/>
+        </w:rPr>
+        <w:t>0, 10)</w:t>
+      </w:r>
+      <w:r>
+        <w:rPr>
+          <w:lang w:val="en-US"/>
+        </w:rPr>
+        <w:t>;</w:t>
+      </w:r>
+    </w:p>
+    <w:p>
+      <w:pPr>
+        <w:pStyle w:val="af"/>
+        <w:rPr>
+          <w:lang w:val="en-US"/>
+        </w:rPr>
+      </w:pPr>
+      <w:r>
+        <w:rPr>
+          <w:lang w:val="en-US"/>
+        </w:rPr>
+        <w:t xml:space="preserve">const </w:t>
+      </w:r>
+      <w:proofErr w:type="spellStart"/>
+      <w:r>
+        <w:rPr>
+          <w:lang w:val="en-US"/>
+        </w:rPr>
+        <w:t>testSet</w:t>
+      </w:r>
+      <w:proofErr w:type="spellEnd"/>
+      <w:r>
+        <w:rPr>
+          <w:lang w:val="en-US"/>
+        </w:rPr>
+        <w:t xml:space="preserve"> = </w:t>
+      </w:r>
+      <w:proofErr w:type="spellStart"/>
+      <w:r>
+        <w:rPr>
+          <w:lang w:val="en-US"/>
+        </w:rPr>
+        <w:t>set.test</w:t>
+      </w:r>
+      <w:proofErr w:type="spellEnd"/>
+      <w:r>
+        <w:rPr>
+          <w:lang w:val="en-US"/>
+        </w:rPr>
+        <w:t>;</w:t>
+      </w:r>
+    </w:p>
+    <w:p>
+      <w:pPr>
+        <w:pStyle w:val="af"/>
+        <w:rPr>
+          <w:lang w:val="en-US"/>
+        </w:rPr>
+      </w:pPr>
+    </w:p>
+    <w:p>
+      <w:pPr>
+        <w:pStyle w:val="af"/>
+        <w:rPr>
+          <w:b/>
+          <w:bCs/>
+          <w:lang w:val="en-US"/>
+        </w:rPr>
+      </w:pPr>
+      <w:r>
+        <w:rPr>
+          <w:b/>
+          <w:bCs/>
+          <w:lang w:val="en-US"/>
+        </w:rPr>
+        <w:t xml:space="preserve">// </w:t>
+      </w:r>
+      <w:r>
+        <w:rPr>
+          <w:b/>
+          <w:bCs/>
+        </w:rPr>
+        <w:t>Подготовка</w:t>
+      </w:r>
+      <w:r>
+        <w:rPr>
+          <w:b/>
+          <w:bCs/>
+          <w:lang w:val="en-US"/>
+        </w:rPr>
+        <w:t xml:space="preserve"> </w:t>
+      </w:r>
+      <w:r>
+        <w:rPr>
+          <w:b/>
+          <w:bCs/>
+        </w:rPr>
+        <w:t>данных</w:t>
+      </w:r>
+    </w:p>
+    <w:p>
+      <w:pPr>
+        <w:pStyle w:val="af"/>
+        <w:rPr>
+          <w:lang w:val="en-US"/>
+        </w:rPr>
+      </w:pPr>
+      <w:r>
+        <w:rPr>
+          <w:lang w:val="en-US"/>
+        </w:rPr>
+        <w:t xml:space="preserve">const </w:t>
+      </w:r>
+      <w:proofErr w:type="spellStart"/>
+      <w:r>
+        <w:rPr>
+          <w:lang w:val="en-US"/>
+        </w:rPr>
+        <w:t>prepareData</w:t>
+      </w:r>
+      <w:proofErr w:type="spellEnd"/>
+      <w:r>
+        <w:rPr>
+          <w:lang w:val="en-US"/>
+        </w:rPr>
+        <w:t xml:space="preserve"> = (data) =&gt; {</w:t>
+      </w:r>
+    </w:p>
+    <w:p>
+      <w:pPr>
+        <w:pStyle w:val="af"/>
+        <w:rPr>
+          <w:lang w:val="en-US"/>
+        </w:rPr>
+      </w:pPr>
+      <w:r>
+        <w:rPr>
+          <w:lang w:val="en-US"/>
+        </w:rPr>
+        <w:t xml:space="preserve">    const images = </w:t>
+      </w:r>
+      <w:proofErr w:type="spellStart"/>
+      <w:proofErr w:type="gramStart"/>
+      <w:r>
+        <w:rPr>
+          <w:lang w:val="en-US"/>
+        </w:rPr>
+        <w:t>data.map</w:t>
+      </w:r>
+      <w:proofErr w:type="spellEnd"/>
+      <w:r>
+        <w:rPr>
+          <w:lang w:val="en-US"/>
+        </w:rPr>
+        <w:t>(</w:t>
+      </w:r>
+      <w:proofErr w:type="gramEnd"/>
+      <w:r>
+        <w:rPr>
+          <w:lang w:val="en-US"/>
+        </w:rPr>
+        <w:t xml:space="preserve">item =&gt; </w:t>
+      </w:r>
+      <w:proofErr w:type="spellStart"/>
+      <w:proofErr w:type="gramStart"/>
+      <w:r>
+        <w:rPr>
+          <w:lang w:val="en-US"/>
+        </w:rPr>
+        <w:t>item.input</w:t>
+      </w:r>
+      <w:proofErr w:type="spellEnd"/>
+      <w:proofErr w:type="gramEnd"/>
+      <w:r>
+        <w:rPr>
+          <w:lang w:val="en-US"/>
+        </w:rPr>
+        <w:t>);</w:t>
+      </w:r>
+    </w:p>
+    <w:p>
+      <w:pPr>
+        <w:pStyle w:val="af"/>
+        <w:rPr>
+          <w:lang w:val="en-US"/>
+        </w:rPr>
+      </w:pPr>
+      <w:r>
+        <w:rPr>
+          <w:lang w:val="en-US"/>
+        </w:rPr>
+        <w:t xml:space="preserve">    return </w:t>
+      </w:r>
+      <w:proofErr w:type="gramStart"/>
+      <w:r>
+        <w:rPr>
+          <w:lang w:val="en-US"/>
+        </w:rPr>
+        <w:t>tf.tensor</w:t>
+      </w:r>
+      <w:proofErr w:type="gramEnd"/>
+      <w:r>
+        <w:rPr>
+          <w:lang w:val="en-US"/>
+        </w:rPr>
+        <w:t>2</w:t>
+      </w:r>
+      <w:proofErr w:type="gramStart"/>
+      <w:r>
+        <w:rPr>
+          <w:lang w:val="en-US"/>
+        </w:rPr>
+        <w:t>d(</w:t>
+      </w:r>
+      <w:proofErr w:type="gramEnd"/>
+      <w:r>
+        <w:rPr>
+          <w:lang w:val="en-US"/>
+        </w:rPr>
+        <w:t>images, [</w:t>
+      </w:r>
+      <w:proofErr w:type="spellStart"/>
+      <w:proofErr w:type="gramStart"/>
+      <w:r>
+        <w:rPr>
+          <w:lang w:val="en-US"/>
+        </w:rPr>
+        <w:t>images.length</w:t>
+      </w:r>
+      <w:proofErr w:type="spellEnd"/>
+      <w:proofErr w:type="gramEnd"/>
+      <w:r>
+        <w:rPr>
+          <w:lang w:val="en-US"/>
+        </w:rPr>
+        <w:t>, 784]);</w:t>
+      </w:r>
+    </w:p>
+    <w:p>
+      <w:pPr>
+        <w:pStyle w:val="af"/>
+        <w:rPr>
+          <w:lang w:val="en-US"/>
+        </w:rPr>
+      </w:pPr>
+      <w:r>
+        <w:rPr>
+          <w:lang w:val="en-US"/>
+        </w:rPr>
+        <w:t>};</w:t>
+      </w:r>
+    </w:p>
+    <w:p>
+      <w:pPr>
+        <w:pStyle w:val="af"/>
+        <w:rPr>
+          <w:lang w:val="en-US"/>
+        </w:rPr>
+      </w:pPr>
+    </w:p>
+    <w:p>
+      <w:pPr>
+        <w:pStyle w:val="af"/>
+        <w:rPr>
+          <w:b/>
+          <w:bCs/>
+          <w:lang w:val="en-US"/>
+        </w:rPr>
+      </w:pPr>
+      <w:r>
+        <w:rPr>
+          <w:b/>
+          <w:bCs/>
+          <w:lang w:val="en-US"/>
+        </w:rPr>
+        <w:t xml:space="preserve">// </w:t>
+      </w:r>
+      <w:r>
+        <w:rPr>
+          <w:b/>
+          <w:bCs/>
+        </w:rPr>
+        <w:t>Загрузка</w:t>
+      </w:r>
+      <w:r>
+        <w:rPr>
+          <w:b/>
+          <w:bCs/>
+          <w:lang w:val="en-US"/>
+        </w:rPr>
+        <w:t xml:space="preserve"> </w:t>
+      </w:r>
+      <w:r>
+        <w:rPr>
+          <w:b/>
+          <w:bCs/>
+        </w:rPr>
+        <w:t>и</w:t>
+      </w:r>
+      <w:r>
+        <w:rPr>
+          <w:b/>
+          <w:bCs/>
+          <w:lang w:val="en-US"/>
+        </w:rPr>
+        <w:t xml:space="preserve"> </w:t>
+      </w:r>
+      <w:r>
+        <w:rPr>
+          <w:b/>
+          <w:bCs/>
+        </w:rPr>
+        <w:t>предсказание</w:t>
+      </w:r>
+    </w:p>
+    <w:p>
+      <w:pPr>
+        <w:pStyle w:val="af"/>
+        <w:rPr>
+          <w:lang w:val="en-US"/>
+        </w:rPr>
+      </w:pPr>
+      <w:r>
+        <w:rPr>
+          <w:lang w:val="en-US"/>
+        </w:rPr>
+        <w:t>(async () =&gt; {</w:t>
+      </w:r>
+    </w:p>
+    <w:p>
+      <w:pPr>
+        <w:pStyle w:val="af"/>
+        <w:rPr>
+          <w:lang w:val="en-US"/>
+        </w:rPr>
+      </w:pPr>
+      <w:r>
+        <w:rPr>
+          <w:lang w:val="en-US"/>
+        </w:rPr>
+        <w:t xml:space="preserve">    const model = await </w:t>
+      </w:r>
+      <w:proofErr w:type="spellStart"/>
+      <w:proofErr w:type="gramStart"/>
+      <w:r>
+        <w:rPr>
+          <w:lang w:val="en-US"/>
+        </w:rPr>
+        <w:t>tf.</w:t>
+      </w:r>
+      <w:r>
+        <w:rPr>
+          <w:b/>
+          <w:bCs/>
+          <w:u w:val="single"/>
+          <w:lang w:val="en-US"/>
+        </w:rPr>
+        <w:t>loadLayersModel</w:t>
+      </w:r>
+      <w:proofErr w:type="spellEnd"/>
+      <w:proofErr w:type="gramEnd"/>
+      <w:r>
+        <w:rPr>
+          <w:lang w:val="en-US"/>
+        </w:rPr>
+        <w:t>('file://./</w:t>
+      </w:r>
+      <w:proofErr w:type="spellStart"/>
+      <w:r>
+        <w:rPr>
+          <w:i/>
+          <w:iCs/>
+          <w:lang w:val="en-US"/>
+        </w:rPr>
+        <w:t>mnist</w:t>
+      </w:r>
+      <w:proofErr w:type="spellEnd"/>
+      <w:r>
+        <w:rPr>
+          <w:i/>
+          <w:iCs/>
+          <w:lang w:val="en-US"/>
+        </w:rPr>
+        <w:t>-model/</w:t>
+      </w:r>
+      <w:proofErr w:type="spellStart"/>
+      <w:r>
+        <w:rPr>
+          <w:i/>
+          <w:iCs/>
+          <w:lang w:val="en-US"/>
+        </w:rPr>
+        <w:t>model.json</w:t>
+      </w:r>
+      <w:proofErr w:type="spellEnd"/>
+      <w:r>
+        <w:rPr>
+          <w:lang w:val="en-US"/>
+        </w:rPr>
+        <w:t>');</w:t>
+      </w:r>
+    </w:p>
+    <w:p>
+      <w:pPr>
+        <w:pStyle w:val="af"/>
+        <w:rPr>
+          <w:lang w:val="en-US"/>
+        </w:rPr>
+      </w:pPr>
+      <w:r>
+        <w:rPr>
+          <w:lang w:val="en-US"/>
+        </w:rPr>
+        <w:t xml:space="preserve">    const </w:t>
+      </w:r>
+      <w:proofErr w:type="spellStart"/>
+      <w:r>
+        <w:rPr>
+          <w:lang w:val="en-US"/>
+        </w:rPr>
+        <w:t>testImages</w:t>
+      </w:r>
+      <w:proofErr w:type="spellEnd"/>
+      <w:r>
+        <w:rPr>
+          <w:lang w:val="en-US"/>
+        </w:rPr>
+        <w:t xml:space="preserve"> = </w:t>
+      </w:r>
+      <w:proofErr w:type="spellStart"/>
+      <w:r>
+        <w:rPr>
+          <w:lang w:val="en-US"/>
+        </w:rPr>
+        <w:t>prepareData</w:t>
+      </w:r>
+      <w:proofErr w:type="spellEnd"/>
+      <w:r>
+        <w:rPr>
+          <w:lang w:val="en-US"/>
+        </w:rPr>
+        <w:t>(</w:t>
+      </w:r>
+      <w:proofErr w:type="spellStart"/>
+      <w:r>
+        <w:rPr>
+          <w:lang w:val="en-US"/>
+        </w:rPr>
+        <w:t>testSet</w:t>
+      </w:r>
+      <w:proofErr w:type="spellEnd"/>
+      <w:r>
+        <w:rPr>
+          <w:lang w:val="en-US"/>
+        </w:rPr>
+        <w:t>);</w:t>
+      </w:r>
+    </w:p>
+    <w:p>
+      <w:pPr>
+        <w:pStyle w:val="af"/>
+        <w:rPr>
+          <w:lang w:val="en-US"/>
+        </w:rPr>
+      </w:pPr>
+      <w:r>
+        <w:rPr>
+          <w:lang w:val="en-US"/>
+        </w:rPr>
+        <w:t xml:space="preserve">    const predictions = </w:t>
+      </w:r>
+      <w:proofErr w:type="spellStart"/>
+      <w:proofErr w:type="gramStart"/>
+      <w:r>
+        <w:rPr>
+          <w:lang w:val="en-US"/>
+        </w:rPr>
+        <w:t>model.predict</w:t>
+      </w:r>
+      <w:proofErr w:type="spellEnd"/>
+      <w:proofErr w:type="gramEnd"/>
+      <w:r>
+        <w:rPr>
+          <w:lang w:val="en-US"/>
+        </w:rPr>
+        <w:t>(</w:t>
+      </w:r>
+      <w:proofErr w:type="spellStart"/>
+      <w:r>
+        <w:rPr>
+          <w:lang w:val="en-US"/>
+        </w:rPr>
+        <w:t>testImages</w:t>
+      </w:r>
+      <w:proofErr w:type="spellEnd"/>
+      <w:proofErr w:type="gramStart"/>
+      <w:r>
+        <w:rPr>
+          <w:lang w:val="en-US"/>
+        </w:rPr>
+        <w:t>).</w:t>
+      </w:r>
+      <w:proofErr w:type="spellStart"/>
+      <w:r>
+        <w:rPr>
+          <w:lang w:val="en-US"/>
+        </w:rPr>
+        <w:t>argMax</w:t>
+      </w:r>
+      <w:proofErr w:type="spellEnd"/>
+      <w:proofErr w:type="gramEnd"/>
+      <w:r>
+        <w:rPr>
+          <w:lang w:val="en-US"/>
+        </w:rPr>
+        <w:t>(-1</w:t>
+      </w:r>
+      <w:proofErr w:type="gramStart"/>
+      <w:r>
+        <w:rPr>
+          <w:lang w:val="en-US"/>
+        </w:rPr>
+        <w:t>).</w:t>
+      </w:r>
+      <w:proofErr w:type="spellStart"/>
+      <w:r>
+        <w:rPr>
+          <w:lang w:val="en-US"/>
+        </w:rPr>
+        <w:t>arraySync</w:t>
+      </w:r>
+      <w:proofErr w:type="spellEnd"/>
+      <w:proofErr w:type="gramEnd"/>
+      <w:r>
+        <w:rPr>
+          <w:lang w:val="en-US"/>
+        </w:rPr>
+        <w:t>();</w:t>
+      </w:r>
+    </w:p>
+    <w:p>
+      <w:pPr>
+        <w:pStyle w:val="af"/>
+        <w:rPr>
+          <w:lang w:val="en-US"/>
+        </w:rPr>
+      </w:pPr>
+    </w:p>
+    <w:p>
+      <w:pPr>
+        <w:pStyle w:val="af"/>
+        <w:rPr>
+          <w:b/>
+          <w:bCs/>
+        </w:rPr>
+      </w:pPr>
+      <w:r>
+        <w:rPr>
+          <w:lang w:val="en-US"/>
+        </w:rPr>
+        <w:t xml:space="preserve">    </w:t>
+      </w:r>
+      <w:r>
+        <w:rPr>
+          <w:b/>
+          <w:bCs/>
+        </w:rPr>
+        <w:t>// Визуализация результатов</w:t>
+      </w:r>
+    </w:p>
+    <w:p>
+      <w:pPr>
+        <w:pStyle w:val="af"/>
+        <w:rPr>
+          <w:lang w:val="en-US"/>
+        </w:rPr>
+      </w:pPr>
+      <w:r>
+        <w:t xml:space="preserve">    </w:t>
+      </w:r>
+      <w:r>
+        <w:rPr>
+          <w:lang w:val="en-US"/>
+        </w:rPr>
+        <w:t>const</w:t>
+      </w:r>
+      <w:r>
+        <w:rPr>
+          <w:lang w:val="en-US"/>
+        </w:rPr>
+        <w:t xml:space="preserve"> </w:t>
+      </w:r>
+      <w:r>
+        <w:rPr>
+          <w:lang w:val="en-US"/>
+        </w:rPr>
+        <w:t>canvas</w:t>
+      </w:r>
+      <w:r>
+        <w:rPr>
+          <w:lang w:val="en-US"/>
+        </w:rPr>
+        <w:t xml:space="preserve"> = </w:t>
+      </w:r>
+      <w:proofErr w:type="spellStart"/>
+      <w:proofErr w:type="gramStart"/>
+      <w:r>
+        <w:rPr>
+          <w:lang w:val="en-US"/>
+        </w:rPr>
+        <w:t>createCanvas</w:t>
+      </w:r>
+      <w:proofErr w:type="spellEnd"/>
+      <w:r>
+        <w:rPr>
+          <w:lang w:val="en-US"/>
+        </w:rPr>
+        <w:t>(</w:t>
+      </w:r>
+      <w:proofErr w:type="gramEnd"/>
+      <w:r>
+        <w:rPr>
+          <w:lang w:val="en-US"/>
+        </w:rPr>
+        <w:t>280, 280);</w:t>
+      </w:r>
+    </w:p>
+    <w:p>
+      <w:pPr>
+        <w:pStyle w:val="af"/>
+        <w:rPr>
+          <w:lang w:val="en-US"/>
+        </w:rPr>
+      </w:pPr>
+      <w:r>
+        <w:rPr>
+          <w:lang w:val="en-US"/>
+        </w:rPr>
+        <w:t xml:space="preserve">    </w:t>
+      </w:r>
+      <w:r>
+        <w:rPr>
+          <w:lang w:val="en-US"/>
+        </w:rPr>
+        <w:t xml:space="preserve">const </w:t>
+      </w:r>
+      <w:proofErr w:type="spellStart"/>
+      <w:r>
+        <w:rPr>
+          <w:lang w:val="en-US"/>
+        </w:rPr>
+        <w:t>ctx</w:t>
+      </w:r>
+      <w:proofErr w:type="spellEnd"/>
+      <w:r>
+        <w:rPr>
+          <w:lang w:val="en-US"/>
+        </w:rPr>
+        <w:t xml:space="preserve"> = </w:t>
+      </w:r>
+      <w:proofErr w:type="spellStart"/>
+      <w:proofErr w:type="gramStart"/>
+      <w:r>
+        <w:rPr>
+          <w:lang w:val="en-US"/>
+        </w:rPr>
+        <w:t>canvas.getContext</w:t>
+      </w:r>
+      <w:proofErr w:type="spellEnd"/>
+      <w:proofErr w:type="gramEnd"/>
+      <w:r>
+        <w:rPr>
+          <w:lang w:val="en-US"/>
+        </w:rPr>
+        <w:t>('2d');</w:t>
+      </w:r>
+    </w:p>
+    <w:p>
+      <w:pPr>
+        <w:pStyle w:val="af"/>
+        <w:rPr>
+          <w:lang w:val="en-US"/>
+        </w:rPr>
+      </w:pPr>
+      <w:r>
+        <w:rPr>
+          <w:lang w:val="en-US"/>
+        </w:rPr>
+        <w:t xml:space="preserve">    for (let </w:t>
+      </w:r>
+      <w:proofErr w:type="spellStart"/>
+      <w:r>
+        <w:rPr>
+          <w:lang w:val="en-US"/>
+        </w:rPr>
+        <w:t>i</w:t>
+      </w:r>
+      <w:proofErr w:type="spellEnd"/>
+      <w:r>
+        <w:rPr>
+          <w:lang w:val="en-US"/>
+        </w:rPr>
+        <w:t xml:space="preserve"> = 0; </w:t>
+      </w:r>
+      <w:proofErr w:type="spellStart"/>
+      <w:r>
+        <w:rPr>
+          <w:lang w:val="en-US"/>
+        </w:rPr>
+        <w:t>i</w:t>
+      </w:r>
+      <w:proofErr w:type="spellEnd"/>
+      <w:r>
+        <w:rPr>
+          <w:lang w:val="en-US"/>
+        </w:rPr>
+        <w:t xml:space="preserve"> &lt; 10; </w:t>
+      </w:r>
+      <w:proofErr w:type="spellStart"/>
+      <w:r>
+        <w:rPr>
+          <w:lang w:val="en-US"/>
+        </w:rPr>
+        <w:t>i</w:t>
+      </w:r>
+      <w:proofErr w:type="spellEnd"/>
+      <w:r>
+        <w:rPr>
+          <w:lang w:val="en-US"/>
+        </w:rPr>
+        <w:t>++) {</w:t>
+      </w:r>
+    </w:p>
+    <w:p>
+      <w:pPr>
+        <w:pStyle w:val="af"/>
+        <w:rPr>
+          <w:lang w:val="en-US"/>
+        </w:rPr>
+      </w:pPr>
+      <w:r>
+        <w:rPr>
+          <w:lang w:val="en-US"/>
+        </w:rPr>
+        <w:t xml:space="preserve">        const </w:t>
+      </w:r>
+      <w:proofErr w:type="spellStart"/>
+      <w:r>
+        <w:rPr>
+          <w:lang w:val="en-US"/>
+        </w:rPr>
+        <w:t>imageData</w:t>
+      </w:r>
+      <w:proofErr w:type="spellEnd"/>
+      <w:r>
+        <w:rPr>
+          <w:lang w:val="en-US"/>
+        </w:rPr>
+        <w:t xml:space="preserve"> = </w:t>
+      </w:r>
+      <w:proofErr w:type="gramStart"/>
+      <w:r>
+        <w:rPr>
+          <w:lang w:val="en-US"/>
+        </w:rPr>
+        <w:t>tf.tensor</w:t>
+      </w:r>
+      <w:proofErr w:type="gramEnd"/>
+      <w:r>
+        <w:rPr>
+          <w:lang w:val="en-US"/>
+        </w:rPr>
+        <w:t>2d(</w:t>
+      </w:r>
+      <w:proofErr w:type="spellStart"/>
+      <w:r>
+        <w:rPr>
+          <w:lang w:val="en-US"/>
+        </w:rPr>
+        <w:t>testSet</w:t>
+      </w:r>
+      <w:proofErr w:type="spellEnd"/>
+      <w:r>
+        <w:rPr>
+          <w:lang w:val="en-US"/>
+        </w:rPr>
+        <w:t>[</w:t>
+      </w:r>
+      <w:proofErr w:type="spellStart"/>
+      <w:r>
+        <w:rPr>
+          <w:lang w:val="en-US"/>
+        </w:rPr>
+        <w:t>i</w:t>
+      </w:r>
+      <w:proofErr w:type="spellEnd"/>
+      <w:proofErr w:type="gramStart"/>
+      <w:r>
+        <w:rPr>
+          <w:lang w:val="en-US"/>
+        </w:rPr>
+        <w:t>].input</w:t>
+      </w:r>
+      <w:proofErr w:type="gramEnd"/>
+      <w:r>
+        <w:rPr>
+          <w:lang w:val="en-US"/>
+        </w:rPr>
+        <w:t>, [28, 28]</w:t>
+      </w:r>
+      <w:proofErr w:type="gramStart"/>
+      <w:r>
+        <w:rPr>
+          <w:lang w:val="en-US"/>
+        </w:rPr>
+        <w:t>).</w:t>
+      </w:r>
+      <w:proofErr w:type="spellStart"/>
+      <w:r>
+        <w:rPr>
+          <w:lang w:val="en-US"/>
+        </w:rPr>
+        <w:t>mul</w:t>
+      </w:r>
+      <w:proofErr w:type="spellEnd"/>
+      <w:proofErr w:type="gramEnd"/>
+      <w:r>
+        <w:rPr>
+          <w:lang w:val="en-US"/>
+        </w:rPr>
+        <w:t>(255</w:t>
+      </w:r>
+      <w:proofErr w:type="gramStart"/>
+      <w:r>
+        <w:rPr>
+          <w:lang w:val="en-US"/>
+        </w:rPr>
+        <w:t>).</w:t>
+      </w:r>
+      <w:proofErr w:type="spellStart"/>
+      <w:r>
+        <w:rPr>
+          <w:lang w:val="en-US"/>
+        </w:rPr>
+        <w:t>toInt</w:t>
+      </w:r>
+      <w:proofErr w:type="spellEnd"/>
+      <w:proofErr w:type="gramEnd"/>
+      <w:r>
+        <w:rPr>
+          <w:lang w:val="en-US"/>
+        </w:rPr>
+        <w:t>(</w:t>
+      </w:r>
+      <w:proofErr w:type="gramStart"/>
+      <w:r>
+        <w:rPr>
+          <w:lang w:val="en-US"/>
+        </w:rPr>
+        <w:t>).</w:t>
+      </w:r>
+      <w:proofErr w:type="spellStart"/>
+      <w:r>
+        <w:rPr>
+          <w:lang w:val="en-US"/>
+        </w:rPr>
+        <w:t>arraySync</w:t>
+      </w:r>
+      <w:proofErr w:type="spellEnd"/>
+      <w:proofErr w:type="gramEnd"/>
+      <w:r>
+        <w:rPr>
+          <w:lang w:val="en-US"/>
+        </w:rPr>
+        <w:t>();</w:t>
+      </w:r>
+    </w:p>
+    <w:p>
+      <w:pPr>
+        <w:pStyle w:val="af"/>
+        <w:rPr>
+          <w:lang w:val="en-US"/>
+        </w:rPr>
+      </w:pPr>
+      <w:r>
+        <w:rPr>
+          <w:lang w:val="en-US"/>
+        </w:rPr>
+        <w:t xml:space="preserve">        const </w:t>
+      </w:r>
+      <w:proofErr w:type="spellStart"/>
+      <w:r>
+        <w:rPr>
+          <w:lang w:val="en-US"/>
+        </w:rPr>
+        <w:t>predictedLabel</w:t>
+      </w:r>
+      <w:proofErr w:type="spellEnd"/>
+      <w:r>
+        <w:rPr>
+          <w:lang w:val="en-US"/>
+        </w:rPr>
+        <w:t xml:space="preserve"> = predictions[</w:t>
+      </w:r>
+      <w:proofErr w:type="spellStart"/>
+      <w:r>
+        <w:rPr>
+          <w:lang w:val="en-US"/>
+        </w:rPr>
+        <w:t>i</w:t>
+      </w:r>
+      <w:proofErr w:type="spellEnd"/>
+      <w:r>
+        <w:rPr>
+          <w:lang w:val="en-US"/>
+        </w:rPr>
+        <w:t>];</w:t>
+      </w:r>
+    </w:p>
+    <w:p>
+      <w:pPr>
+        <w:pStyle w:val="af"/>
+        <w:rPr>
+          <w:lang w:val="en-US"/>
+        </w:rPr>
+      </w:pPr>
+      <w:r>
+        <w:rPr>
+          <w:lang w:val="en-US"/>
+        </w:rPr>
+        <w:t xml:space="preserve">        const </w:t>
+      </w:r>
+      <w:proofErr w:type="spellStart"/>
+      <w:r>
+        <w:rPr>
+          <w:lang w:val="en-US"/>
+        </w:rPr>
+        <w:t>trueLabel</w:t>
+      </w:r>
+      <w:proofErr w:type="spellEnd"/>
+      <w:r>
+        <w:rPr>
+          <w:lang w:val="en-US"/>
+        </w:rPr>
+        <w:t xml:space="preserve"> = </w:t>
+      </w:r>
+      <w:proofErr w:type="spellStart"/>
+      <w:r>
+        <w:rPr>
+          <w:lang w:val="en-US"/>
+        </w:rPr>
+        <w:t>testSet</w:t>
+      </w:r>
+      <w:proofErr w:type="spellEnd"/>
+      <w:r>
+        <w:rPr>
+          <w:lang w:val="en-US"/>
+        </w:rPr>
+        <w:t>[</w:t>
+      </w:r>
+      <w:proofErr w:type="spellStart"/>
+      <w:r>
+        <w:rPr>
+          <w:lang w:val="en-US"/>
+        </w:rPr>
+        <w:t>i</w:t>
+      </w:r>
+      <w:proofErr w:type="spellEnd"/>
+      <w:proofErr w:type="gramStart"/>
+      <w:r>
+        <w:rPr>
+          <w:lang w:val="en-US"/>
+        </w:rPr>
+        <w:t>].</w:t>
+      </w:r>
+      <w:proofErr w:type="spellStart"/>
+      <w:r>
+        <w:rPr>
+          <w:lang w:val="en-US"/>
+        </w:rPr>
+        <w:t>output</w:t>
+      </w:r>
+      <w:proofErr w:type="gramEnd"/>
+      <w:r>
+        <w:rPr>
+          <w:lang w:val="en-US"/>
+        </w:rPr>
+        <w:t>.</w:t>
+      </w:r>
+      <w:proofErr w:type="gramStart"/>
+      <w:r>
+        <w:rPr>
+          <w:lang w:val="en-US"/>
+        </w:rPr>
+        <w:t>indexOf</w:t>
+      </w:r>
+      <w:proofErr w:type="spellEnd"/>
+      <w:r>
+        <w:rPr>
+          <w:lang w:val="en-US"/>
+        </w:rPr>
+        <w:t>(</w:t>
+      </w:r>
+      <w:proofErr w:type="gramEnd"/>
+      <w:r>
+        <w:rPr>
+          <w:lang w:val="en-US"/>
+        </w:rPr>
+        <w:t>1);</w:t>
+      </w:r>
+    </w:p>
+    <w:p>
+      <w:pPr>
+        <w:pStyle w:val="af"/>
+        <w:rPr>
+          <w:lang w:val="en-US"/>
+        </w:rPr>
+      </w:pPr>
+      <w:r>
+        <w:rPr>
+          <w:lang w:val="en-US"/>
+        </w:rPr>
+        <w:t xml:space="preserve">        </w:t>
+      </w:r>
+      <w:proofErr w:type="spellStart"/>
+      <w:proofErr w:type="gramStart"/>
+      <w:r>
+        <w:rPr>
+          <w:lang w:val="en-US"/>
+        </w:rPr>
+        <w:t>ctx.clearRect</w:t>
+      </w:r>
+      <w:proofErr w:type="spellEnd"/>
+      <w:proofErr w:type="gramEnd"/>
+      <w:r>
+        <w:rPr>
+          <w:lang w:val="en-US"/>
+        </w:rPr>
+        <w:t>(0, 0, 280, 280);</w:t>
+      </w:r>
+    </w:p>
+    <w:p>
+      <w:pPr>
+        <w:pStyle w:val="af"/>
+        <w:rPr>
+          <w:lang w:val="en-US"/>
+        </w:rPr>
+      </w:pPr>
+      <w:r>
+        <w:rPr>
+          <w:lang w:val="en-US"/>
+        </w:rPr>
+        <w:t xml:space="preserve">        for (let y = 0; y &lt; 28; y++) {</w:t>
+      </w:r>
+    </w:p>
+    <w:p>
+      <w:pPr>
+        <w:pStyle w:val="af"/>
+        <w:rPr>
+          <w:lang w:val="en-US"/>
+        </w:rPr>
+      </w:pPr>
+      <w:r>
+        <w:rPr>
+          <w:lang w:val="en-US"/>
+        </w:rPr>
+        <w:t xml:space="preserve">            for (let x = 0; x &lt; 28; x++) {</w:t>
+      </w:r>
+    </w:p>
+    <w:p>
+      <w:pPr>
+        <w:pStyle w:val="af"/>
+        <w:rPr>
+          <w:lang w:val="en-US"/>
+        </w:rPr>
+      </w:pPr>
+      <w:r>
+        <w:rPr>
+          <w:lang w:val="en-US"/>
+        </w:rPr>
+        <w:t xml:space="preserve">                const color = </w:t>
+      </w:r>
+      <w:proofErr w:type="spellStart"/>
+      <w:r>
+        <w:rPr>
+          <w:lang w:val="en-US"/>
+        </w:rPr>
+        <w:t>imageData</w:t>
+      </w:r>
+      <w:proofErr w:type="spellEnd"/>
+      <w:r>
+        <w:rPr>
+          <w:lang w:val="en-US"/>
+        </w:rPr>
+        <w:t>[y][x];</w:t>
+      </w:r>
+    </w:p>
+    <w:p>
+      <w:pPr>
+        <w:pStyle w:val="af"/>
+        <w:rPr>
+          <w:lang w:val="en-US"/>
+        </w:rPr>
+      </w:pPr>
+      <w:r>
+        <w:rPr>
+          <w:lang w:val="en-US"/>
+        </w:rPr>
+        <w:t xml:space="preserve">                </w:t>
+      </w:r>
+      <w:proofErr w:type="spellStart"/>
+      <w:proofErr w:type="gramStart"/>
+      <w:r>
+        <w:rPr>
+          <w:lang w:val="en-US"/>
+        </w:rPr>
+        <w:t>ctx.fillStyle</w:t>
+      </w:r>
+      <w:proofErr w:type="spellEnd"/>
+      <w:proofErr w:type="gramEnd"/>
+      <w:r>
+        <w:rPr>
+          <w:lang w:val="en-US"/>
+        </w:rPr>
+        <w:t xml:space="preserve"> = `</w:t>
+      </w:r>
+      <w:proofErr w:type="spellStart"/>
+      <w:r>
+        <w:rPr>
+          <w:lang w:val="en-US"/>
+        </w:rPr>
+        <w:t>rgb</w:t>
+      </w:r>
+      <w:proofErr w:type="spellEnd"/>
+      <w:r>
+        <w:rPr>
+          <w:lang w:val="en-US"/>
+        </w:rPr>
+        <w:t>(${color}, ${color}, ${color</w:t>
+      </w:r>
+      <w:proofErr w:type="gramStart"/>
+      <w:r>
+        <w:rPr>
+          <w:lang w:val="en-US"/>
+        </w:rPr>
+        <w:t>})`</w:t>
+      </w:r>
+      <w:proofErr w:type="gramEnd"/>
+      <w:r>
+        <w:rPr>
+          <w:lang w:val="en-US"/>
+        </w:rPr>
+        <w:t>;</w:t>
+      </w:r>
+    </w:p>
+    <w:p>
+      <w:pPr>
+        <w:pStyle w:val="af"/>
+        <w:rPr>
+          <w:lang w:val="en-US"/>
+        </w:rPr>
+      </w:pPr>
+      <w:r>
+        <w:rPr>
+          <w:lang w:val="en-US"/>
+        </w:rPr>
+        <w:t xml:space="preserve">                </w:t>
+      </w:r>
+      <w:proofErr w:type="spellStart"/>
+      <w:proofErr w:type="gramStart"/>
+      <w:r>
+        <w:rPr>
+          <w:lang w:val="en-US"/>
+        </w:rPr>
+        <w:t>ctx.fillRect</w:t>
+      </w:r>
+      <w:proofErr w:type="spellEnd"/>
+      <w:proofErr w:type="gramEnd"/>
+      <w:r>
+        <w:rPr>
+          <w:lang w:val="en-US"/>
+        </w:rPr>
+        <w:t>(x * 10, y * 10, 10, 10);</w:t>
+      </w:r>
+    </w:p>
+    <w:p>
+      <w:pPr>
+        <w:pStyle w:val="af"/>
+        <w:rPr>
+          <w:lang w:val="en-US"/>
+        </w:rPr>
+      </w:pPr>
+      <w:r>
+        <w:rPr>
+          <w:lang w:val="en-US"/>
+        </w:rPr>
+        <w:t xml:space="preserve">            }</w:t>
+      </w:r>
+    </w:p>
+    <w:p>
+      <w:pPr>
+        <w:pStyle w:val="af"/>
+        <w:rPr>
+          <w:lang w:val="en-US"/>
+        </w:rPr>
+      </w:pPr>
+      <w:r>
+        <w:rPr>
+          <w:lang w:val="en-US"/>
+        </w:rPr>
+        <w:t xml:space="preserve">        }</w:t>
+      </w:r>
+    </w:p>
+    <w:p>
+      <w:pPr>
+        <w:pStyle w:val="af"/>
+        <w:rPr>
+          <w:lang w:val="en-US"/>
+        </w:rPr>
+      </w:pPr>
+      <w:r>
+        <w:rPr>
+          <w:lang w:val="en-US"/>
+        </w:rPr>
+        <w:t xml:space="preserve">        </w:t>
+      </w:r>
+      <w:proofErr w:type="spellStart"/>
+      <w:proofErr w:type="gramStart"/>
+      <w:r>
+        <w:rPr>
+          <w:lang w:val="en-US"/>
+        </w:rPr>
+        <w:t>ctx.fillStyle</w:t>
+      </w:r>
+      <w:proofErr w:type="spellEnd"/>
+      <w:proofErr w:type="gramEnd"/>
+      <w:r>
+        <w:rPr>
+          <w:lang w:val="en-US"/>
+        </w:rPr>
+        <w:t xml:space="preserve"> = 'red';</w:t>
+      </w:r>
+    </w:p>
+    <w:p>
+      <w:pPr>
+        <w:pStyle w:val="af"/>
+        <w:rPr>
+          <w:lang w:val="en-US"/>
+        </w:rPr>
+      </w:pPr>
+      <w:r>
+        <w:rPr>
+          <w:lang w:val="en-US"/>
+        </w:rPr>
+        <w:t xml:space="preserve">        </w:t>
+      </w:r>
+      <w:proofErr w:type="spellStart"/>
+      <w:r>
+        <w:rPr>
+          <w:lang w:val="en-US"/>
+        </w:rPr>
+        <w:t>ctx.font</w:t>
+      </w:r>
+      <w:proofErr w:type="spellEnd"/>
+      <w:r>
+        <w:rPr>
+          <w:lang w:val="en-US"/>
+        </w:rPr>
+        <w:t xml:space="preserve"> = '20px Arial';</w:t>
+      </w:r>
+    </w:p>
+    <w:p>
+      <w:pPr>
+        <w:pStyle w:val="af"/>
+        <w:rPr>
+          <w:lang w:val="en-US"/>
+        </w:rPr>
+      </w:pPr>
+      <w:r>
+        <w:rPr>
+          <w:lang w:val="en-US"/>
+        </w:rPr>
+        <w:t xml:space="preserve">        </w:t>
+      </w:r>
+      <w:proofErr w:type="spellStart"/>
+      <w:proofErr w:type="gramStart"/>
+      <w:r>
+        <w:rPr>
+          <w:lang w:val="en-US"/>
+        </w:rPr>
+        <w:t>ctx.fillText</w:t>
+      </w:r>
+      <w:proofErr w:type="spellEnd"/>
+      <w:proofErr w:type="gramEnd"/>
+      <w:r>
+        <w:rPr>
+          <w:lang w:val="en-US"/>
+        </w:rPr>
+        <w:t>(`Predicted: ${</w:t>
+      </w:r>
+      <w:proofErr w:type="spellStart"/>
+      <w:r>
+        <w:rPr>
+          <w:lang w:val="en-US"/>
+        </w:rPr>
+        <w:t>predictedLabel</w:t>
+      </w:r>
+      <w:proofErr w:type="spellEnd"/>
+      <w:r>
+        <w:rPr>
+          <w:lang w:val="en-US"/>
+        </w:rPr>
+        <w:t>}`, 10, 260);</w:t>
+      </w:r>
+    </w:p>
+    <w:p>
+      <w:pPr>
+        <w:pStyle w:val="af"/>
+        <w:rPr>
+          <w:lang w:val="en-US"/>
+        </w:rPr>
+      </w:pPr>
+      <w:r>
+        <w:rPr>
+          <w:lang w:val="en-US"/>
+        </w:rPr>
+        <w:t xml:space="preserve">        </w:t>
+      </w:r>
+      <w:proofErr w:type="spellStart"/>
+      <w:proofErr w:type="gramStart"/>
+      <w:r>
+        <w:rPr>
+          <w:lang w:val="en-US"/>
+        </w:rPr>
+        <w:t>ctx.fillText</w:t>
+      </w:r>
+      <w:proofErr w:type="spellEnd"/>
+      <w:proofErr w:type="gramEnd"/>
+      <w:r>
+        <w:rPr>
+          <w:lang w:val="en-US"/>
+        </w:rPr>
+        <w:t>(`True: ${</w:t>
+      </w:r>
+      <w:proofErr w:type="spellStart"/>
+      <w:r>
+        <w:rPr>
+          <w:lang w:val="en-US"/>
+        </w:rPr>
+        <w:t>trueLabel</w:t>
+      </w:r>
+      <w:proofErr w:type="spellEnd"/>
+      <w:r>
+        <w:rPr>
+          <w:lang w:val="en-US"/>
+        </w:rPr>
+        <w:t>}`, 150, 260);</w:t>
+      </w:r>
+    </w:p>
+    <w:p>
+      <w:pPr>
+        <w:pStyle w:val="af"/>
+        <w:rPr>
+          <w:lang w:val="en-US"/>
+        </w:rPr>
+      </w:pPr>
+      <w:r>
+        <w:rPr>
+          <w:lang w:val="en-US"/>
+        </w:rPr>
+        <w:t xml:space="preserve">        </w:t>
+      </w:r>
+      <w:proofErr w:type="spellStart"/>
+      <w:proofErr w:type="gramStart"/>
+      <w:r>
+        <w:rPr>
+          <w:lang w:val="en-US"/>
+        </w:rPr>
+        <w:t>fs.</w:t>
+      </w:r>
+      <w:r>
+        <w:rPr>
+          <w:b/>
+          <w:bCs/>
+          <w:u w:val="single"/>
+          <w:lang w:val="en-US"/>
+        </w:rPr>
+        <w:t>writeFileSync</w:t>
+      </w:r>
+      <w:proofErr w:type="spellEnd"/>
+      <w:proofErr w:type="gramEnd"/>
+      <w:r>
+        <w:rPr>
+          <w:lang w:val="en-US"/>
+        </w:rPr>
+        <w:t>(`</w:t>
+      </w:r>
+      <w:r>
+        <w:rPr>
+          <w:i/>
+          <w:iCs/>
+          <w:lang w:val="en-US"/>
+        </w:rPr>
+        <w:t>output${</w:t>
+      </w:r>
+      <w:proofErr w:type="spellStart"/>
+      <w:r>
+        <w:rPr>
+          <w:i/>
+          <w:iCs/>
+          <w:lang w:val="en-US"/>
+        </w:rPr>
+        <w:t>i</w:t>
+      </w:r>
+      <w:proofErr w:type="spellEnd"/>
+      <w:r>
+        <w:rPr>
+          <w:i/>
+          <w:iCs/>
+          <w:lang w:val="en-US"/>
+        </w:rPr>
+        <w:t xml:space="preserve"> + 1}.</w:t>
+      </w:r>
+      <w:proofErr w:type="spellStart"/>
+      <w:r>
+        <w:rPr>
+          <w:i/>
+          <w:iCs/>
+          <w:lang w:val="en-US"/>
+        </w:rPr>
+        <w:t>png</w:t>
+      </w:r>
+      <w:proofErr w:type="spellEnd"/>
+      <w:r>
+        <w:rPr>
+          <w:lang w:val="en-US"/>
+        </w:rPr>
+        <w:t xml:space="preserve">`, </w:t>
+      </w:r>
+      <w:proofErr w:type="spellStart"/>
+      <w:proofErr w:type="gramStart"/>
+      <w:r>
+        <w:rPr>
+          <w:lang w:val="en-US"/>
+        </w:rPr>
+        <w:t>canvas.toBuffer</w:t>
+      </w:r>
+      <w:proofErr w:type="spellEnd"/>
+      <w:proofErr w:type="gramEnd"/>
+      <w:r>
+        <w:rPr>
+          <w:lang w:val="en-US"/>
+        </w:rPr>
+        <w:t>('image/</w:t>
+      </w:r>
+      <w:proofErr w:type="spellStart"/>
+      <w:r>
+        <w:rPr>
+          <w:lang w:val="en-US"/>
+        </w:rPr>
+        <w:t>png</w:t>
+      </w:r>
+      <w:proofErr w:type="spellEnd"/>
+      <w:r>
+        <w:rPr>
+          <w:lang w:val="en-US"/>
+        </w:rPr>
+        <w:t>'));</w:t>
+      </w:r>
+    </w:p>
+    <w:p>
+      <w:pPr>
+        <w:pStyle w:val="af"/>
+      </w:pPr>
+      <w:r>
+        <w:rPr>
+          <w:lang w:val="en-US"/>
+        </w:rPr>
+        <w:t xml:space="preserve">    </w:t>
+      </w:r>
+      <w:r>
+        <w:t>}</w:t>
+      </w:r>
+    </w:p>
+    <w:p>
+      <w:pPr>
+        <w:pStyle w:val="af"/>
+      </w:pPr>
+      <w:r>
+        <w:t>})();</w:t>
+      </w:r>
+    </w:p>
+    <w:p/>
+    <w:p>
+      <w:r>
+        <w:t>М</w:t>
+      </w:r>
+      <w:r>
+        <w:t>одель обучена распознавать числ</w:t>
+      </w:r>
+      <w:r>
+        <w:t>а</w:t>
+      </w:r>
+      <w:r>
+        <w:t xml:space="preserve"> по изображению. </w:t>
+      </w:r>
+      <w:r>
+        <w:t>При обработке</w:t>
+      </w:r>
+      <w:r>
+        <w:t xml:space="preserve"> тестовых </w:t>
+      </w:r>
+      <w:r>
+        <w:t>картинок</w:t>
+      </w:r>
+      <w:r>
+        <w:t xml:space="preserve"> </w:t>
+      </w:r>
+      <w:r>
+        <w:t>она</w:t>
+      </w:r>
+      <w:r>
+        <w:t xml:space="preserve"> верно </w:t>
+      </w:r>
+      <w:r>
+        <w:t>определила</w:t>
+      </w:r>
+      <w:r>
+        <w:t xml:space="preserve"> все переданные </w:t>
+      </w:r>
+      <w:r>
+        <w:t xml:space="preserve">ей </w:t>
+      </w:r>
+      <w:r>
+        <w:t>числа (рисунок 3.2).</w:t>
+      </w:r>
+    </w:p>
+    <w:p/>
+    <w:p>
+      <w:pPr>
+        <w:ind w:firstLine="0"/>
+        <w:jc w:val="center"/>
+      </w:pPr>
+      <w:r>
+        <w:rPr>
+          <w:noProof/>
+        </w:rPr>
+        <w:lastRenderedPageBreak/>
+        <w:drawing>
+          <wp:inline distT="0" distB="0" distL="0" distR="0" wp14:anchorId="0CA73CC4" wp14:editId="456E4D46">
+            <wp:extent cx="6299835" cy="966470"/>
+            <wp:effectExtent l="0" t="0" r="5715" b="5080"/>
+            <wp:docPr id="462107759" name="Рисунок 1"/>
+            <wp:cNvGraphicFramePr>
+              <a:graphicFrameLocks xmlns:a="http://schemas.openxmlformats.org/drawingml/2006/main" noChangeAspect="1"/>
+            </wp:cNvGraphicFramePr>
+            <a:graphic xmlns:a="http://schemas.openxmlformats.org/drawingml/2006/main">
+              <a:graphicData uri="http://schemas.openxmlformats.org/drawingml/2006/picture">
+                <pic:pic xmlns:pic="http://schemas.openxmlformats.org/drawingml/2006/picture">
+                  <pic:nvPicPr>
+                    <pic:cNvPr id="462107759" name=""/>
+                    <pic:cNvPicPr/>
+                  </pic:nvPicPr>
+                  <pic:blipFill>
+                    <a:blip r:embed="rId9"/>
+                    <a:stretch>
+                      <a:fillRect/>
+                    </a:stretch>
+                  </pic:blipFill>
+                  <pic:spPr>
+                    <a:xfrm>
+                      <a:off x="0" y="0"/>
+                      <a:ext cx="6299835" cy="966470"/>
+                    </a:xfrm>
+                    <a:prstGeom prst="rect">
+                      <a:avLst/>
+                    </a:prstGeom>
+                  </pic:spPr>
+                </pic:pic>
+              </a:graphicData>
+            </a:graphic>
+          </wp:inline>
+        </w:drawing>
+      </w:r>
+    </w:p>
+    <w:p>
+      <w:pPr>
+        <w:ind w:firstLine="0"/>
+        <w:jc w:val="center"/>
+      </w:pPr>
+      <w:r>
+        <w:t xml:space="preserve">Рисунок 3.2 </w:t>
+      </w:r>
+      <w:r>
+        <w:t>–</w:t>
+      </w:r>
+      <w:r>
+        <w:t xml:space="preserve"> </w:t>
+      </w:r>
+      <w:r>
+        <w:t>Предсказание чисел по картинкам</w:t>
+      </w:r>
+    </w:p>
+    <w:p/>
+    <w:p/>
     <w:p>
       <w:pPr>
         <w:pStyle w:val="1"/>
@@ -1078,19 +5060,115 @@
         <w:ind w:left="0" w:firstLine="360"/>
       </w:pPr>
       <w:r>
-        <w:lastRenderedPageBreak/>
         <w:t>ВЫВОД</w:t>
       </w:r>
     </w:p>
     <w:p/>
     <w:p>
       <w:r>
-        <w:t>.</w:t>
+        <w:t>В ходе работы были изучены методы разработки ПО с использованием методов машинного и глубокого обучения. Получены практические навыки разработки и обучения нейросетей с использованием JavaScript.</w:t>
+      </w:r>
+    </w:p>
+    <w:p>
+      <w:r>
+        <w:t xml:space="preserve"> </w:t>
+      </w:r>
+      <w:r>
+        <w:t xml:space="preserve">В результате практической работы </w:t>
+      </w:r>
+      <w:r>
+        <w:t>на платформе Node.js</w:t>
+      </w:r>
+      <w:r>
+        <w:t xml:space="preserve"> </w:t>
+      </w:r>
+      <w:r>
+        <w:t xml:space="preserve">была написана и обучена простейшая </w:t>
+      </w:r>
+      <w:r>
+        <w:t xml:space="preserve">полносвязная </w:t>
+      </w:r>
+      <w:r>
+        <w:t>нейронн</w:t>
+      </w:r>
+      <w:r>
+        <w:t>ая</w:t>
+      </w:r>
+      <w:r>
+        <w:t xml:space="preserve"> сет</w:t>
+      </w:r>
+      <w:r>
+        <w:t>ь</w:t>
+      </w:r>
+      <w:r>
+        <w:t xml:space="preserve"> с тремя слоями</w:t>
+      </w:r>
+      <w:r>
+        <w:t xml:space="preserve">. Были использованы библиотеки </w:t>
+      </w:r>
+      <w:r>
+        <w:t>TensorFlow</w:t>
+      </w:r>
+      <w:r>
+        <w:t xml:space="preserve"> (глубокое обучение) </w:t>
+      </w:r>
+      <w:r>
+        <w:t>и MNIST</w:t>
+      </w:r>
+      <w:r>
+        <w:t xml:space="preserve"> (наборы данных для обучения и тестирования)</w:t>
+      </w:r>
+      <w:r>
+        <w:t xml:space="preserve">. </w:t>
+      </w:r>
+    </w:p>
+    <w:p>
+      <w:r>
+        <w:t>В процессе были рассмотрены ключевые этапы разработки</w:t>
+      </w:r>
+      <w:r>
+        <w:t xml:space="preserve">: </w:t>
+      </w:r>
+      <w:r>
+        <w:t>подготовка</w:t>
+      </w:r>
+      <w:r>
+        <w:t xml:space="preserve"> данны</w:t>
+      </w:r>
+      <w:r>
+        <w:t>х</w:t>
+      </w:r>
+      <w:r>
+        <w:t xml:space="preserve">, </w:t>
+      </w:r>
+      <w:r>
+        <w:t>задание архитектуры модели</w:t>
+      </w:r>
+      <w:r>
+        <w:t xml:space="preserve">, </w:t>
+      </w:r>
+      <w:r>
+        <w:t xml:space="preserve">обучение, тестирование и анализ метрик. Отдельно было рассмотрено явление </w:t>
+      </w:r>
+      <w:r>
+        <w:t>переобучени</w:t>
+      </w:r>
+      <w:r>
+        <w:t>я</w:t>
+      </w:r>
+      <w:r>
+        <w:t xml:space="preserve"> </w:t>
+      </w:r>
+      <w:r>
+        <w:t>(излишне хорошее обучение снижает адаптивность модели к новым данным)</w:t>
+      </w:r>
+      <w:r>
+        <w:t xml:space="preserve">. </w:t>
       </w:r>
     </w:p>
     <w:sectPr>
-      <w:headerReference w:type="default" r:id="rId8"/>
-      <w:headerReference w:type="first" r:id="rId9"/>
+      <w:headerReference w:type="default" r:id="rId10"/>
+      <w:headerReference w:type="first" r:id="rId11"/>
       <w:pgSz w:w="11906" w:h="16838"/>
       <w:pgMar w:top="851" w:right="567" w:bottom="851" w:left="1418" w:header="680" w:footer="680" w:gutter="0"/>
       <w:cols w:space="708"/>
